--- a/2-G-2/17-week-17/5-Quiz/1- Computer Final Exam G2.docx
+++ b/2-G-2/17-week-17/5-Quiz/1- Computer Final Exam G2.docx
@@ -26,10 +26,10 @@
       </w:tblPr>
       <w:tblGrid>
         <w:gridCol w:w="1046"/>
-        <w:gridCol w:w="806"/>
-        <w:gridCol w:w="1178"/>
-        <w:gridCol w:w="1020"/>
-        <w:gridCol w:w="256"/>
+        <w:gridCol w:w="1120"/>
+        <w:gridCol w:w="864"/>
+        <w:gridCol w:w="750"/>
+        <w:gridCol w:w="526"/>
         <w:gridCol w:w="2126"/>
         <w:gridCol w:w="606"/>
         <w:gridCol w:w="1512"/>
@@ -42,7 +42,7 @@
         </w:trPr>
         <w:tc>
           <w:tcPr>
-            <w:tcW w:w="4050" w:type="dxa"/>
+            <w:tcW w:w="3780" w:type="dxa"/>
             <w:gridSpan w:val="4"/>
             <w:tcBorders>
               <w:bottom w:val="double" w:sz="4" w:space="0" w:color="auto"/>
@@ -54,20 +54,22 @@
               <w:spacing w:line="360" w:lineRule="auto"/>
               <w:jc w:val="center"/>
               <w:rPr>
-                <w:rFonts w:ascii="Microsoft Sans Serif" w:hAnsi="Microsoft Sans Serif" w:cs="Microsoft Sans Serif"/>
-                <w:b/>
-                <w:bCs/>
-                <w:sz w:val="18"/>
-                <w:szCs w:val="18"/>
-              </w:rPr>
-            </w:pPr>
-            <w:r>
-              <w:rPr>
-                <w:rFonts w:ascii="Microsoft Sans Serif" w:hAnsi="Microsoft Sans Serif" w:cs="Microsoft Sans Serif"/>
-                <w:b/>
-                <w:bCs/>
-                <w:sz w:val="18"/>
-                <w:szCs w:val="18"/>
+                <w:rFonts w:asciiTheme="majorBidi" w:hAnsiTheme="majorBidi" w:cstheme="majorBidi"/>
+                <w:b/>
+                <w:bCs/>
+                <w:sz w:val="20"/>
+                <w:szCs w:val="20"/>
+                <w:lang w:val="en"/>
+              </w:rPr>
+            </w:pPr>
+            <w:r>
+              <w:rPr>
+                <w:rFonts w:asciiTheme="majorBidi" w:hAnsiTheme="majorBidi" w:cstheme="majorBidi"/>
+                <w:b/>
+                <w:bCs/>
+                <w:sz w:val="20"/>
+                <w:szCs w:val="20"/>
+                <w:lang w:val="en"/>
               </w:rPr>
               <w:t>Kingdom of Saudi Arabia</w:t>
             </w:r>
@@ -77,22 +79,22 @@
               <w:spacing w:line="360" w:lineRule="auto"/>
               <w:jc w:val="center"/>
               <w:rPr>
-                <w:rFonts w:ascii="Microsoft Sans Serif" w:hAnsi="Microsoft Sans Serif" w:cs="Microsoft Sans Serif"/>
-                <w:b/>
-                <w:bCs/>
-                <w:sz w:val="18"/>
-                <w:szCs w:val="18"/>
-                <w:rtl/>
-                <w:lang w:bidi="ar-EG"/>
-              </w:rPr>
-            </w:pPr>
-            <w:r>
-              <w:rPr>
-                <w:rFonts w:ascii="Microsoft Sans Serif" w:hAnsi="Microsoft Sans Serif" w:cs="Microsoft Sans Serif"/>
-                <w:b/>
-                <w:bCs/>
-                <w:sz w:val="18"/>
-                <w:szCs w:val="18"/>
+                <w:rFonts w:asciiTheme="majorBidi" w:hAnsiTheme="majorBidi" w:cstheme="majorBidi"/>
+                <w:b/>
+                <w:bCs/>
+                <w:sz w:val="20"/>
+                <w:szCs w:val="20"/>
+                <w:lang w:val="en"/>
+              </w:rPr>
+            </w:pPr>
+            <w:r>
+              <w:rPr>
+                <w:rFonts w:asciiTheme="majorBidi" w:hAnsiTheme="majorBidi" w:cstheme="majorBidi"/>
+                <w:b/>
+                <w:bCs/>
+                <w:sz w:val="20"/>
+                <w:szCs w:val="20"/>
+                <w:lang w:val="en"/>
               </w:rPr>
               <w:t>Ministry of Education</w:t>
             </w:r>
@@ -102,23 +104,24 @@
               <w:spacing w:line="360" w:lineRule="auto"/>
               <w:jc w:val="center"/>
               <w:rPr>
-                <w:rFonts w:ascii="Microsoft Sans Serif" w:hAnsi="Microsoft Sans Serif" w:cs="Microsoft Sans Serif"/>
-                <w:b/>
-                <w:bCs/>
-                <w:sz w:val="18"/>
-                <w:szCs w:val="18"/>
-                <w:rtl/>
-              </w:rPr>
-            </w:pPr>
-            <w:r>
-              <w:rPr>
-                <w:rFonts w:ascii="Microsoft Sans Serif" w:hAnsi="Microsoft Sans Serif" w:cs="Microsoft Sans Serif"/>
-                <w:b/>
-                <w:bCs/>
-                <w:sz w:val="18"/>
-                <w:szCs w:val="18"/>
-              </w:rPr>
-              <w:t>Hafr Al Baten Educational Directorate for boys</w:t>
+                <w:rFonts w:asciiTheme="majorBidi" w:hAnsiTheme="majorBidi" w:cstheme="majorBidi"/>
+                <w:b/>
+                <w:bCs/>
+                <w:sz w:val="20"/>
+                <w:szCs w:val="20"/>
+                <w:lang w:val="en"/>
+              </w:rPr>
+            </w:pPr>
+            <w:r>
+              <w:rPr>
+                <w:rFonts w:asciiTheme="majorBidi" w:hAnsiTheme="majorBidi" w:cstheme="majorBidi"/>
+                <w:b/>
+                <w:bCs/>
+                <w:sz w:val="20"/>
+                <w:szCs w:val="20"/>
+                <w:lang w:val="en"/>
+              </w:rPr>
+              <w:t>Eastern Province Education Department</w:t>
             </w:r>
           </w:p>
           <w:p>
@@ -126,37 +129,115 @@
               <w:spacing w:line="360" w:lineRule="auto"/>
               <w:jc w:val="center"/>
               <w:rPr>
-                <w:rFonts w:ascii="Trebuchet MS" w:hAnsi="Trebuchet MS" w:cs="Calibri"/>
-                <w:sz w:val="18"/>
-                <w:szCs w:val="18"/>
+                <w:rFonts w:asciiTheme="majorBidi" w:hAnsiTheme="majorBidi" w:cstheme="majorBidi"/>
+                <w:b/>
+                <w:bCs/>
+                <w:sz w:val="20"/>
+                <w:szCs w:val="20"/>
+                <w:lang w:val="en"/>
+              </w:rPr>
+            </w:pPr>
+            <w:proofErr w:type="spellStart"/>
+            <w:r>
+              <w:rPr>
+                <w:rFonts w:asciiTheme="majorBidi" w:hAnsiTheme="majorBidi" w:cstheme="majorBidi"/>
+                <w:b/>
+                <w:bCs/>
+                <w:sz w:val="20"/>
+                <w:szCs w:val="20"/>
+                <w:lang w:val="en"/>
+              </w:rPr>
+              <w:t>Tarbeat</w:t>
+            </w:r>
+            <w:proofErr w:type="spellEnd"/>
+            <w:r>
+              <w:rPr>
+                <w:rFonts w:asciiTheme="majorBidi" w:hAnsiTheme="majorBidi" w:cstheme="majorBidi"/>
+                <w:b/>
+                <w:bCs/>
+                <w:sz w:val="20"/>
+                <w:szCs w:val="20"/>
+                <w:lang w:val="en"/>
+              </w:rPr>
+              <w:t xml:space="preserve"> Al-Aj</w:t>
+            </w:r>
+            <w:proofErr w:type="spellStart"/>
+            <w:r>
+              <w:rPr>
+                <w:rFonts w:asciiTheme="majorBidi" w:hAnsiTheme="majorBidi" w:cstheme="majorBidi"/>
+                <w:b/>
+                <w:bCs/>
+                <w:sz w:val="20"/>
+                <w:szCs w:val="20"/>
+              </w:rPr>
+              <w:t>i</w:t>
+            </w:r>
+            <w:proofErr w:type="spellEnd"/>
+            <w:r>
+              <w:rPr>
+                <w:rFonts w:asciiTheme="majorBidi" w:hAnsiTheme="majorBidi" w:cstheme="majorBidi"/>
+                <w:b/>
+                <w:bCs/>
+                <w:sz w:val="20"/>
+                <w:szCs w:val="20"/>
+                <w:lang w:val="en"/>
+              </w:rPr>
+              <w:t>al International Schools</w:t>
+            </w:r>
+          </w:p>
+          <w:p>
+            <w:pPr>
+              <w:spacing w:line="360" w:lineRule="auto"/>
+              <w:jc w:val="center"/>
+              <w:rPr>
+                <w:rFonts w:asciiTheme="majorBidi" w:hAnsiTheme="majorBidi" w:cstheme="majorBidi"/>
+                <w:b/>
+                <w:bCs/>
+                <w:sz w:val="20"/>
+                <w:szCs w:val="20"/>
                 <w:rtl/>
               </w:rPr>
             </w:pPr>
             <w:r>
               <w:rPr>
-                <w:rFonts w:ascii="Microsoft Sans Serif" w:hAnsi="Microsoft Sans Serif" w:cs="Microsoft Sans Serif"/>
-                <w:b/>
-                <w:bCs/>
-                <w:sz w:val="18"/>
-                <w:szCs w:val="18"/>
-              </w:rPr>
-              <w:t xml:space="preserve">Tarbeat </w:t>
-            </w:r>
-            <w:r>
-              <w:rPr>
-                <w:rFonts w:ascii="Microsoft Sans Serif" w:hAnsi="Microsoft Sans Serif" w:cs="Microsoft Sans Serif"/>
-                <w:b/>
-                <w:bCs/>
-                <w:sz w:val="18"/>
-                <w:szCs w:val="18"/>
-              </w:rPr>
-              <w:t>Al –Ajial International Schools</w:t>
+                <w:rFonts w:asciiTheme="majorBidi" w:hAnsiTheme="majorBidi" w:cstheme="majorBidi"/>
+                <w:b/>
+                <w:bCs/>
+                <w:sz w:val="20"/>
+                <w:szCs w:val="20"/>
+                <w:lang w:val="en"/>
+              </w:rPr>
+              <w:t xml:space="preserve"> in </w:t>
+            </w:r>
+            <w:proofErr w:type="spellStart"/>
+            <w:r>
+              <w:rPr>
+                <w:rFonts w:asciiTheme="majorBidi" w:hAnsiTheme="majorBidi" w:cstheme="majorBidi"/>
+                <w:b/>
+                <w:bCs/>
+                <w:sz w:val="20"/>
+                <w:szCs w:val="20"/>
+                <w:lang w:val="en"/>
+              </w:rPr>
+              <w:t>Hafr</w:t>
+            </w:r>
+            <w:proofErr w:type="spellEnd"/>
+            <w:r>
+              <w:rPr>
+                <w:rFonts w:asciiTheme="majorBidi" w:hAnsiTheme="majorBidi" w:cstheme="majorBidi"/>
+                <w:b/>
+                <w:bCs/>
+                <w:sz w:val="20"/>
+                <w:szCs w:val="20"/>
+                <w:lang w:val="en"/>
+              </w:rPr>
+              <w:t xml:space="preserve"> Al-Batin</w:t>
             </w:r>
           </w:p>
         </w:tc>
         <w:tc>
           <w:tcPr>
-            <w:tcW w:w="2988" w:type="dxa"/>
+            <w:tcW w:w="3258" w:type="dxa"/>
             <w:gridSpan w:val="3"/>
             <w:tcBorders>
               <w:left w:val="double" w:sz="4" w:space="0" w:color="auto"/>
@@ -178,20 +259,22 @@
                 <w:b/>
                 <w:bCs/>
                 <w:noProof/>
+                <w:rtl/>
+                <w:lang w:val="ar-SA"/>
               </w:rPr>
               <w:drawing>
-                <wp:anchor distT="0" distB="0" distL="114300" distR="114300" simplePos="0" relativeHeight="251659776" behindDoc="0" locked="0" layoutInCell="1" allowOverlap="1" wp14:anchorId="20993465" wp14:editId="175E3470">
+                <wp:anchor distT="0" distB="0" distL="114300" distR="114300" simplePos="0" relativeHeight="251656192" behindDoc="0" locked="0" layoutInCell="1" allowOverlap="1" wp14:anchorId="1564B3F9" wp14:editId="48170DBD">
                   <wp:simplePos x="0" y="0"/>
                   <wp:positionH relativeFrom="column">
-                    <wp:posOffset>827405</wp:posOffset>
+                    <wp:posOffset>37465</wp:posOffset>
                   </wp:positionH>
                   <wp:positionV relativeFrom="paragraph">
-                    <wp:posOffset>37465</wp:posOffset>
+                    <wp:posOffset>65405</wp:posOffset>
                   </wp:positionV>
-                  <wp:extent cx="914400" cy="733425"/>
-                  <wp:effectExtent l="0" t="0" r="0" b="9525"/>
+                  <wp:extent cx="1691640" cy="784860"/>
+                  <wp:effectExtent l="0" t="0" r="0" b="0"/>
                   <wp:wrapNone/>
-                  <wp:docPr id="17" name="صورة 17"/>
+                  <wp:docPr id="830404608" name="صورة 1"/>
                   <wp:cNvGraphicFramePr>
                     <a:graphicFrameLocks xmlns:a="http://schemas.openxmlformats.org/drawingml/2006/main" noChangeAspect="1"/>
                   </wp:cNvGraphicFramePr>
@@ -199,10 +282,8 @@
                     <a:graphicData uri="http://schemas.openxmlformats.org/drawingml/2006/picture">
                       <pic:pic xmlns:pic="http://schemas.openxmlformats.org/drawingml/2006/picture">
                         <pic:nvPicPr>
-                          <pic:cNvPr id="0" name="Picture 11"/>
-                          <pic:cNvPicPr>
-                            <a:picLocks noChangeAspect="1" noChangeArrowheads="1"/>
-                          </pic:cNvPicPr>
+                          <pic:cNvPr id="830404608" name="صورة 830404608"/>
+                          <pic:cNvPicPr/>
                         </pic:nvPicPr>
                         <pic:blipFill>
                           <a:blip r:embed="rId8">
@@ -212,89 +293,26 @@
                               </a:ext>
                             </a:extLst>
                           </a:blip>
-                          <a:srcRect/>
                           <a:stretch>
                             <a:fillRect/>
                           </a:stretch>
                         </pic:blipFill>
-                        <pic:spPr bwMode="auto">
+                        <pic:spPr>
                           <a:xfrm>
                             <a:off x="0" y="0"/>
-                            <a:ext cx="914400" cy="733425"/>
+                            <a:ext cx="1691877" cy="784970"/>
                           </a:xfrm>
                           <a:prstGeom prst="rect">
                             <a:avLst/>
                           </a:prstGeom>
-                          <a:noFill/>
                         </pic:spPr>
                       </pic:pic>
                     </a:graphicData>
                   </a:graphic>
-                  <wp14:sizeRelV relativeFrom="margin">
-                    <wp14:pctHeight>0</wp14:pctHeight>
-                  </wp14:sizeRelV>
-                </wp:anchor>
-              </w:drawing>
-            </w:r>
-            <w:r>
-              <w:rPr>
-                <w:noProof/>
-              </w:rPr>
-              <w:drawing>
-                <wp:anchor distT="0" distB="0" distL="114300" distR="114300" simplePos="0" relativeHeight="251656704" behindDoc="0" locked="0" layoutInCell="1" allowOverlap="1" wp14:anchorId="42484DAF" wp14:editId="78B2070E">
-                  <wp:simplePos x="0" y="0"/>
-                  <wp:positionH relativeFrom="column">
-                    <wp:posOffset>-20955</wp:posOffset>
-                  </wp:positionH>
-                  <wp:positionV relativeFrom="paragraph">
-                    <wp:posOffset>38009</wp:posOffset>
-                  </wp:positionV>
-                  <wp:extent cx="775942" cy="695325"/>
-                  <wp:effectExtent l="0" t="0" r="5715" b="0"/>
-                  <wp:wrapNone/>
-                  <wp:docPr id="1" name="Picture 13" descr="13-26"/>
-                  <wp:cNvGraphicFramePr>
-                    <a:graphicFrameLocks xmlns:a="http://schemas.openxmlformats.org/drawingml/2006/main" noChangeAspect="1"/>
-                  </wp:cNvGraphicFramePr>
-                  <a:graphic xmlns:a="http://schemas.openxmlformats.org/drawingml/2006/main">
-                    <a:graphicData uri="http://schemas.openxmlformats.org/drawingml/2006/picture">
-                      <pic:pic xmlns:pic="http://schemas.openxmlformats.org/drawingml/2006/picture">
-                        <pic:nvPicPr>
-                          <pic:cNvPr id="7" name="Picture 13" descr="13-26"/>
-                          <pic:cNvPicPr>
-                            <a:picLocks noChangeAspect="1" noChangeArrowheads="1"/>
-                          </pic:cNvPicPr>
-                        </pic:nvPicPr>
-                        <pic:blipFill>
-                          <a:blip r:embed="rId9" cstate="print">
-                            <a:extLst>
-                              <a:ext uri="{28A0092B-C50C-407E-A947-70E740481C1C}">
-                                <a14:useLocalDpi xmlns:a14="http://schemas.microsoft.com/office/drawing/2010/main" val="0"/>
-                              </a:ext>
-                            </a:extLst>
-                          </a:blip>
-                          <a:srcRect/>
-                          <a:stretch>
-                            <a:fillRect/>
-                          </a:stretch>
-                        </pic:blipFill>
-                        <pic:spPr bwMode="auto">
-                          <a:xfrm>
-                            <a:off x="0" y="0"/>
-                            <a:ext cx="775942" cy="695325"/>
-                          </a:xfrm>
-                          <a:prstGeom prst="rect">
-                            <a:avLst/>
-                          </a:prstGeom>
-                          <a:noFill/>
-                        </pic:spPr>
-                      </pic:pic>
-                    </a:graphicData>
-                  </a:graphic>
-                  <wp14:sizeRelH relativeFrom="margin">
+                  <wp14:sizeRelH relativeFrom="page">
                     <wp14:pctWidth>0</wp14:pctWidth>
                   </wp14:sizeRelH>
-                  <wp14:sizeRelV relativeFrom="margin">
+                  <wp14:sizeRelV relativeFrom="page">
                     <wp14:pctHeight>0</wp14:pctHeight>
                   </wp14:sizeRelV>
                 </wp:anchor>
@@ -313,172 +331,146 @@
           </w:tcPr>
           <w:p>
             <w:pPr>
+              <w:spacing w:line="276" w:lineRule="auto"/>
               <w:jc w:val="right"/>
               <w:rPr>
                 <w:rFonts w:cs="AL-Mohanad"/>
                 <w:b/>
                 <w:bCs/>
+                <w:color w:val="A6A6A6" w:themeColor="background1" w:themeShade="A6"/>
+              </w:rPr>
+            </w:pPr>
+            <w:r>
+              <w:rPr>
+                <w:rFonts w:cs="AL-Mohanad"/>
+                <w:b/>
+                <w:bCs/>
+              </w:rPr>
+              <w:t xml:space="preserve">Date: </w:t>
+            </w:r>
+            <w:r>
+              <w:rPr>
+                <w:rFonts w:cs="AL-Mohanad"/>
+                <w:b/>
+                <w:bCs/>
+                <w:color w:val="A6A6A6" w:themeColor="background1" w:themeShade="A6"/>
+              </w:rPr>
+              <w:t>……/………</w:t>
+            </w:r>
+            <w:proofErr w:type="gramStart"/>
+            <w:r>
+              <w:rPr>
+                <w:rFonts w:cs="AL-Mohanad"/>
+                <w:b/>
+                <w:bCs/>
+                <w:color w:val="A6A6A6" w:themeColor="background1" w:themeShade="A6"/>
+              </w:rPr>
+              <w:t>/..</w:t>
+            </w:r>
+            <w:proofErr w:type="gramEnd"/>
+            <w:r>
+              <w:rPr>
+                <w:rFonts w:cs="AL-Mohanad"/>
+                <w:b/>
+                <w:bCs/>
+                <w:color w:val="A6A6A6" w:themeColor="background1" w:themeShade="A6"/>
+              </w:rPr>
+              <w:t>………</w:t>
+            </w:r>
+          </w:p>
+          <w:p>
+            <w:pPr>
+              <w:spacing w:line="276" w:lineRule="auto"/>
+              <w:jc w:val="right"/>
+              <w:rPr>
+                <w:rFonts w:cs="AL-Mohanad"/>
+                <w:b/>
+                <w:bCs/>
+              </w:rPr>
+            </w:pPr>
+          </w:p>
+          <w:p>
+            <w:pPr>
+              <w:spacing w:line="276" w:lineRule="auto"/>
+              <w:jc w:val="right"/>
+              <w:rPr>
+                <w:rFonts w:cs="AL-Mohanad"/>
+                <w:b/>
+                <w:bCs/>
+                <w:color w:val="A6A6A6" w:themeColor="background1" w:themeShade="A6"/>
+              </w:rPr>
+            </w:pPr>
+            <w:r>
+              <w:rPr>
+                <w:rFonts w:cs="AL-Mohanad"/>
+                <w:b/>
+                <w:bCs/>
+              </w:rPr>
+              <w:t>Subject:</w:t>
+            </w:r>
+            <w:r>
+              <w:rPr>
+                <w:rFonts w:cs="AL-Mohanad"/>
+                <w:b/>
+                <w:bCs/>
+                <w:color w:val="A6A6A6" w:themeColor="background1" w:themeShade="A6"/>
+              </w:rPr>
+              <w:t xml:space="preserve"> </w:t>
+            </w:r>
+            <w:r>
+              <w:rPr>
+                <w:rFonts w:cs="AL-Mohanad"/>
+                <w:b/>
+                <w:bCs/>
+              </w:rPr>
+              <w:t>Computer</w:t>
+            </w:r>
+          </w:p>
+          <w:p>
+            <w:pPr>
+              <w:spacing w:line="276" w:lineRule="auto"/>
+              <w:jc w:val="right"/>
+              <w:rPr>
+                <w:rFonts w:cs="AL-Mohanad"/>
+                <w:b/>
+                <w:bCs/>
+              </w:rPr>
+            </w:pPr>
+          </w:p>
+          <w:p>
+            <w:pPr>
+              <w:spacing w:line="276" w:lineRule="auto"/>
+              <w:jc w:val="right"/>
+              <w:rPr>
+                <w:rFonts w:cs="AL-Mohanad"/>
+                <w:b/>
+                <w:bCs/>
                 <w:rtl/>
-                <w:lang w:bidi="ar-EG"/>
-              </w:rPr>
-            </w:pPr>
-            <w:r>
-              <w:rPr>
-                <w:rFonts w:cs="AL-Mohanad"/>
-                <w:b/>
-                <w:bCs/>
-              </w:rPr>
-              <w:t xml:space="preserve">Date: </w:t>
-            </w:r>
-            <w:r>
-              <w:rPr>
-                <w:rFonts w:cs="AL-Mohanad"/>
-                <w:b/>
-                <w:bCs/>
-              </w:rPr>
-              <w:t xml:space="preserve">   </w:t>
-            </w:r>
-            <w:r>
-              <w:rPr>
-                <w:rFonts w:cs="AL-Mohanad"/>
-                <w:b/>
-                <w:bCs/>
-              </w:rPr>
-              <w:t>/</w:t>
-            </w:r>
-            <w:r>
-              <w:rPr>
-                <w:rFonts w:cs="AL-Mohanad"/>
-                <w:b/>
-                <w:bCs/>
-              </w:rPr>
-              <w:t xml:space="preserve"> </w:t>
-            </w:r>
-            <w:r>
-              <w:rPr>
-                <w:rFonts w:cs="AL-Mohanad"/>
-                <w:b/>
-                <w:bCs/>
-              </w:rPr>
-              <w:t xml:space="preserve">  </w:t>
-            </w:r>
-            <w:r>
-              <w:rPr>
-                <w:rFonts w:cs="AL-Mohanad"/>
-                <w:b/>
-                <w:bCs/>
-              </w:rPr>
-              <w:t xml:space="preserve">  </w:t>
-            </w:r>
-            <w:r>
-              <w:rPr>
-                <w:rFonts w:cs="AL-Mohanad"/>
-                <w:b/>
-                <w:bCs/>
-              </w:rPr>
-              <w:t xml:space="preserve">  </w:t>
-            </w:r>
-            <w:r>
-              <w:rPr>
-                <w:rFonts w:cs="AL-Mohanad"/>
-                <w:b/>
-                <w:bCs/>
-              </w:rPr>
-              <w:t xml:space="preserve"> </w:t>
-            </w:r>
-            <w:r>
-              <w:rPr>
-                <w:rFonts w:cs="AL-Mohanad"/>
-                <w:b/>
-                <w:bCs/>
-              </w:rPr>
-              <w:t>/</w:t>
-            </w:r>
-            <w:r>
-              <w:rPr>
-                <w:rFonts w:cs="AL-Mohanad"/>
-                <w:b/>
-                <w:bCs/>
-              </w:rPr>
-              <w:t xml:space="preserve"> </w:t>
-            </w:r>
-            <w:r>
-              <w:rPr>
-                <w:rFonts w:cs="AL-Mohanad"/>
-                <w:b/>
-                <w:bCs/>
-              </w:rPr>
-              <w:t xml:space="preserve"> </w:t>
-            </w:r>
-            <w:r>
-              <w:rPr>
-                <w:rFonts w:cs="AL-Mohanad"/>
-                <w:b/>
-                <w:bCs/>
-              </w:rPr>
-              <w:t xml:space="preserve">2025  </w:t>
-            </w:r>
-          </w:p>
-          <w:p>
-            <w:pPr>
-              <w:jc w:val="right"/>
-              <w:rPr>
-                <w:rFonts w:cs="AL-Mohanad"/>
-                <w:b/>
-                <w:bCs/>
-              </w:rPr>
-            </w:pPr>
-            <w:r>
-              <w:rPr>
-                <w:rFonts w:cs="AL-Mohanad"/>
-                <w:b/>
-                <w:bCs/>
-              </w:rPr>
-              <w:t xml:space="preserve">Subject: </w:t>
-            </w:r>
-            <w:r>
-              <w:rPr>
-                <w:rFonts w:cs="AL-Mohanad"/>
-                <w:b/>
-                <w:bCs/>
-              </w:rPr>
-              <w:t xml:space="preserve">Computer </w:t>
-            </w:r>
-          </w:p>
-          <w:p>
-            <w:pPr>
-              <w:jc w:val="right"/>
-              <w:rPr>
-                <w:rFonts w:cs="AL-Mohanad" w:hint="cs"/>
-                <w:b/>
-                <w:bCs/>
-                <w:rtl/>
-                <w:lang w:bidi="ar-EG"/>
-              </w:rPr>
-            </w:pPr>
-            <w:r>
-              <w:rPr>
-                <w:rFonts w:cs="AL-Mohanad"/>
-                <w:b/>
-                <w:bCs/>
-              </w:rPr>
-              <w:t>Class.:</w:t>
-            </w:r>
-            <w:r>
-              <w:rPr>
-                <w:rFonts w:cs="AL-Mohanad"/>
-                <w:b/>
-                <w:bCs/>
-              </w:rPr>
-              <w:t xml:space="preserve"> </w:t>
-            </w:r>
-            <w:r>
-              <w:rPr>
-                <w:rFonts w:cs="AL-Mohanad"/>
-                <w:b/>
-                <w:bCs/>
-              </w:rPr>
-              <w:t xml:space="preserve"> 2</w:t>
+              </w:rPr>
+            </w:pPr>
+            <w:r>
+              <w:rPr>
+                <w:rFonts w:cs="AL-Mohanad"/>
+                <w:b/>
+                <w:bCs/>
+              </w:rPr>
+              <w:t>Grade:</w:t>
+            </w:r>
+            <w:r>
+              <w:rPr>
+                <w:rFonts w:cs="AL-Mohanad"/>
+                <w:b/>
+                <w:bCs/>
+              </w:rPr>
+              <w:t xml:space="preserve"> G</w:t>
+            </w:r>
+            <w:r>
+              <w:rPr>
+                <w:rFonts w:cs="AL-Mohanad"/>
+                <w:b/>
+                <w:bCs/>
+              </w:rPr>
+              <w:t>2</w:t>
             </w:r>
           </w:p>
         </w:tc>
@@ -489,7 +481,7 @@
         </w:trPr>
         <w:tc>
           <w:tcPr>
-            <w:tcW w:w="1852" w:type="dxa"/>
+            <w:tcW w:w="2166" w:type="dxa"/>
             <w:gridSpan w:val="2"/>
             <w:tcBorders>
               <w:top w:val="double" w:sz="4" w:space="0" w:color="auto"/>
@@ -506,6 +498,7 @@
                 <w:rFonts w:cs="AL-Mateen"/>
                 <w:b/>
                 <w:bCs/>
+                <w:color w:val="A6A6A6" w:themeColor="background1" w:themeShade="A6"/>
                 <w:rtl/>
               </w:rPr>
             </w:pPr>
@@ -514,6 +507,7 @@
                 <w:rFonts w:cs="AL-Mateen"/>
                 <w:b/>
                 <w:bCs/>
+                <w:color w:val="A6A6A6" w:themeColor="background1" w:themeShade="A6"/>
               </w:rPr>
               <w:t>………………</w:t>
             </w:r>
@@ -521,7 +515,7 @@
         </w:tc>
         <w:tc>
           <w:tcPr>
-            <w:tcW w:w="2198" w:type="dxa"/>
+            <w:tcW w:w="1614" w:type="dxa"/>
             <w:gridSpan w:val="2"/>
             <w:tcBorders>
               <w:top w:val="double" w:sz="4" w:space="0" w:color="auto"/>
@@ -569,7 +563,7 @@
         </w:tc>
         <w:tc>
           <w:tcPr>
-            <w:tcW w:w="4500" w:type="dxa"/>
+            <w:tcW w:w="4770" w:type="dxa"/>
             <w:gridSpan w:val="4"/>
             <w:tcBorders>
               <w:top w:val="double" w:sz="4" w:space="0" w:color="auto"/>
@@ -586,6 +580,7 @@
                 <w:rFonts w:cs="AL-Mateen"/>
                 <w:b/>
                 <w:bCs/>
+                <w:color w:val="A6A6A6" w:themeColor="background1" w:themeShade="A6"/>
                 <w:rtl/>
               </w:rPr>
             </w:pPr>
@@ -594,6 +589,7 @@
                 <w:rFonts w:cs="AL-Mateen"/>
                 <w:b/>
                 <w:bCs/>
+                <w:color w:val="A6A6A6" w:themeColor="background1" w:themeShade="A6"/>
               </w:rPr>
               <w:t>………………………………………..</w:t>
             </w:r>
@@ -671,141 +667,151 @@
                 <w:rFonts w:cs="AL-Mohanad"/>
                 <w:b/>
                 <w:bCs/>
+                <w:sz w:val="32"/>
+                <w:szCs w:val="34"/>
+              </w:rPr>
+              <w:t>1</w:t>
+            </w:r>
+            <w:r>
+              <w:rPr>
+                <w:rFonts w:cs="AL-Mohanad"/>
+                <w:b/>
+                <w:bCs/>
+                <w:sz w:val="32"/>
+                <w:szCs w:val="34"/>
+                <w:vertAlign w:val="superscript"/>
+              </w:rPr>
+              <w:t>st</w:t>
+            </w:r>
+            <w:r>
+              <w:rPr>
+                <w:rFonts w:cs="AL-Mohanad"/>
+                <w:b/>
+                <w:bCs/>
+                <w:sz w:val="32"/>
+                <w:szCs w:val="34"/>
+              </w:rPr>
+              <w:t xml:space="preserve"> Semester Exam</w:t>
+            </w:r>
+            <w:proofErr w:type="gramStart"/>
+            <w:r>
+              <w:rPr>
+                <w:rFonts w:cs="AL-Mohanad"/>
+                <w:b/>
+                <w:bCs/>
+                <w:sz w:val="32"/>
+                <w:szCs w:val="34"/>
+              </w:rPr>
+              <w:t xml:space="preserve">   (</w:t>
+            </w:r>
+            <w:proofErr w:type="gramEnd"/>
+            <w:r>
+              <w:rPr>
+                <w:rFonts w:cs="AL-Mohanad"/>
+                <w:b/>
+                <w:bCs/>
+                <w:sz w:val="32"/>
+                <w:szCs w:val="34"/>
+              </w:rPr>
+              <w:t>1</w:t>
+            </w:r>
+            <w:r>
+              <w:rPr>
+                <w:rFonts w:cs="AL-Mohanad"/>
+                <w:b/>
+                <w:bCs/>
+                <w:sz w:val="32"/>
+                <w:szCs w:val="34"/>
+                <w:vertAlign w:val="superscript"/>
+              </w:rPr>
+              <w:t>St</w:t>
+            </w:r>
+            <w:r>
+              <w:rPr>
+                <w:rFonts w:cs="AL-Mohanad"/>
+                <w:b/>
+                <w:bCs/>
+                <w:sz w:val="32"/>
+                <w:szCs w:val="34"/>
+              </w:rPr>
+              <w:t xml:space="preserve"> </w:t>
+            </w:r>
+            <w:proofErr w:type="gramStart"/>
+            <w:r>
+              <w:rPr>
+                <w:rFonts w:cs="AL-Mohanad"/>
+                <w:b/>
+                <w:bCs/>
+                <w:sz w:val="32"/>
+                <w:szCs w:val="34"/>
+              </w:rPr>
+              <w:t xml:space="preserve">Session)   </w:t>
+            </w:r>
+            <w:proofErr w:type="gramEnd"/>
+            <w:r>
+              <w:rPr>
+                <w:rFonts w:cs="AL-Mohanad"/>
+                <w:b/>
+                <w:bCs/>
+                <w:sz w:val="32"/>
+                <w:szCs w:val="34"/>
+              </w:rPr>
+              <w:t xml:space="preserve">       20</w:t>
+            </w:r>
+            <w:proofErr w:type="gramStart"/>
+            <w:r>
+              <w:rPr>
+                <w:rFonts w:cs="AL-Mohanad"/>
+                <w:b/>
+                <w:bCs/>
+                <w:color w:val="BFBFBF" w:themeColor="background1" w:themeShade="BF"/>
+                <w:sz w:val="32"/>
+                <w:szCs w:val="34"/>
+              </w:rPr>
+              <w:t>….</w:t>
+            </w:r>
+            <w:r>
+              <w:rPr>
+                <w:rFonts w:cs="AL-Mohanad"/>
+                <w:b/>
+                <w:bCs/>
+                <w:sz w:val="32"/>
+                <w:szCs w:val="34"/>
+              </w:rPr>
+              <w:t>/</w:t>
+            </w:r>
+            <w:proofErr w:type="gramEnd"/>
+            <w:r>
+              <w:rPr>
+                <w:rFonts w:cs="AL-Mohanad"/>
+                <w:b/>
+                <w:bCs/>
+                <w:sz w:val="32"/>
+                <w:szCs w:val="34"/>
+              </w:rPr>
+              <w:t>20</w:t>
+            </w:r>
+            <w:r>
+              <w:rPr>
+                <w:rFonts w:cs="AL-Mohanad"/>
+                <w:b/>
+                <w:bCs/>
+                <w:color w:val="BFBFBF" w:themeColor="background1" w:themeShade="BF"/>
+                <w:sz w:val="32"/>
+                <w:szCs w:val="34"/>
+              </w:rPr>
+              <w:t>…</w:t>
+            </w:r>
+            <w:r>
+              <w:rPr>
+                <w:rFonts w:cs="AL-Mohanad"/>
+                <w:b/>
+                <w:bCs/>
+                <w:color w:val="BFBFBF" w:themeColor="background1" w:themeShade="BF"/>
                 <w:sz w:val="36"/>
                 <w:szCs w:val="36"/>
               </w:rPr>
-              <w:t>Final</w:t>
-            </w:r>
-            <w:r>
-              <w:rPr>
-                <w:rFonts w:cs="AL-Mohanad"/>
-                <w:b/>
-                <w:bCs/>
-                <w:sz w:val="36"/>
-                <w:szCs w:val="36"/>
-              </w:rPr>
-              <w:t xml:space="preserve"> </w:t>
-            </w:r>
-            <w:r>
-              <w:rPr>
-                <w:rFonts w:cs="AL-Mohanad"/>
-                <w:b/>
-                <w:bCs/>
-                <w:sz w:val="36"/>
-                <w:szCs w:val="36"/>
-              </w:rPr>
-              <w:t>Exam   (</w:t>
-            </w:r>
-            <w:r>
-              <w:rPr>
-                <w:rFonts w:cs="AL-Mohanad"/>
-                <w:b/>
-                <w:bCs/>
-                <w:sz w:val="36"/>
-                <w:szCs w:val="36"/>
-              </w:rPr>
-              <w:t>1</w:t>
-            </w:r>
-            <w:r>
-              <w:rPr>
-                <w:rFonts w:cs="AL-Mohanad"/>
-                <w:b/>
-                <w:bCs/>
-                <w:sz w:val="36"/>
-                <w:szCs w:val="36"/>
-                <w:vertAlign w:val="superscript"/>
-              </w:rPr>
-              <w:t>st</w:t>
-            </w:r>
-            <w:r>
-              <w:rPr>
-                <w:rFonts w:cs="AL-Mohanad"/>
-                <w:b/>
-                <w:bCs/>
-                <w:sz w:val="36"/>
-                <w:szCs w:val="36"/>
-              </w:rPr>
-              <w:t xml:space="preserve"> Se</w:t>
-            </w:r>
-            <w:r>
-              <w:rPr>
-                <w:rFonts w:cs="AL-Mohanad"/>
-                <w:b/>
-                <w:bCs/>
-                <w:sz w:val="36"/>
-                <w:szCs w:val="36"/>
-              </w:rPr>
-              <w:t>mester</w:t>
-            </w:r>
-            <w:r>
-              <w:rPr>
-                <w:rFonts w:cs="AL-Mohanad"/>
-                <w:b/>
-                <w:bCs/>
-                <w:sz w:val="36"/>
-                <w:szCs w:val="36"/>
-              </w:rPr>
-              <w:t xml:space="preserve">)          </w:t>
-            </w:r>
-            <w:r>
-              <w:rPr>
-                <w:rFonts w:cs="AL-Mohanad"/>
-                <w:b/>
-                <w:bCs/>
-                <w:sz w:val="36"/>
-                <w:szCs w:val="36"/>
-              </w:rPr>
-              <w:t>20</w:t>
-            </w:r>
-            <w:r>
-              <w:rPr>
-                <w:rFonts w:cs="AL-Mohanad"/>
-                <w:b/>
-                <w:bCs/>
-                <w:sz w:val="36"/>
-                <w:szCs w:val="36"/>
-              </w:rPr>
-              <w:t>2</w:t>
-            </w:r>
-            <w:r>
-              <w:rPr>
-                <w:rFonts w:cs="AL-Mohanad"/>
-                <w:b/>
-                <w:bCs/>
-                <w:sz w:val="36"/>
-                <w:szCs w:val="36"/>
-              </w:rPr>
-              <w:t>5</w:t>
-            </w:r>
-            <w:r>
-              <w:rPr>
-                <w:rFonts w:cs="AL-Mohanad"/>
-                <w:b/>
-                <w:bCs/>
-                <w:sz w:val="36"/>
-                <w:szCs w:val="36"/>
-              </w:rPr>
-              <w:t>/20</w:t>
-            </w:r>
-            <w:r>
-              <w:rPr>
-                <w:rFonts w:cs="AL-Mohanad"/>
-                <w:b/>
-                <w:bCs/>
-                <w:sz w:val="36"/>
-                <w:szCs w:val="36"/>
-              </w:rPr>
-              <w:t>2</w:t>
-            </w:r>
-            <w:r>
-              <w:rPr>
-                <w:rFonts w:cs="AL-Mohanad"/>
-                <w:b/>
-                <w:bCs/>
-                <w:sz w:val="36"/>
-                <w:szCs w:val="36"/>
-              </w:rPr>
-              <w:t>6</w:t>
+              <w:t>.</w:t>
             </w:r>
           </w:p>
         </w:tc>
@@ -1015,7 +1021,7 @@
               <mc:AlternateContent>
                 <mc:Choice Requires="wps">
                   <w:drawing>
-                    <wp:anchor distT="4294967295" distB="4294967295" distL="114300" distR="114300" simplePos="0" relativeHeight="251655680" behindDoc="0" locked="0" layoutInCell="1" allowOverlap="1" wp14:anchorId="160950A4" wp14:editId="06D37166">
+                    <wp:anchor distT="4294967295" distB="4294967295" distL="114300" distR="114300" simplePos="0" relativeHeight="251657216" behindDoc="0" locked="0" layoutInCell="1" allowOverlap="1" wp14:anchorId="1A6CBFD8" wp14:editId="3776F83B">
                       <wp:simplePos x="0" y="0"/>
                       <wp:positionH relativeFrom="column">
                         <wp:posOffset>-3221355</wp:posOffset>
@@ -1024,7 +1030,7 @@
                         <wp:posOffset>26034</wp:posOffset>
                       </wp:positionV>
                       <wp:extent cx="1651635" cy="0"/>
-                      <wp:effectExtent l="0" t="0" r="24765" b="19050"/>
+                      <wp:effectExtent l="0" t="0" r="0" b="0"/>
                       <wp:wrapNone/>
                       <wp:docPr id="7" name="AutoShape 5"/>
                       <wp:cNvGraphicFramePr>
@@ -1076,11 +1082,11 @@
                 </mc:Choice>
                 <mc:Fallback>
                   <w:pict>
-                    <v:shapetype w14:anchorId="49C2F7D9" id="_x0000_t32" coordsize="21600,21600" o:spt="32" o:oned="t" path="m,l21600,21600e" filled="f">
+                    <v:shapetype w14:anchorId="33C5DB78" id="_x0000_t32" coordsize="21600,21600" o:spt="32" o:oned="t" path="m,l21600,21600e" filled="f">
                       <v:path arrowok="t" fillok="f" o:connecttype="none"/>
                       <o:lock v:ext="edit" shapetype="t"/>
                     </v:shapetype>
-                    <v:shape id="AutoShape 5" o:spid="_x0000_s1026" type="#_x0000_t32" style="position:absolute;left:0;text-align:left;margin-left:-253.65pt;margin-top:2.05pt;width:130.05pt;height:0;z-index:251655680;visibility:visible;mso-wrap-style:square;mso-width-percent:0;mso-height-percent:0;mso-wrap-distance-left:9pt;mso-wrap-distance-top:-3e-5mm;mso-wrap-distance-right:9pt;mso-wrap-distance-bottom:-3e-5mm;mso-position-horizontal:absolute;mso-position-horizontal-relative:text;mso-position-vertical:absolute;mso-position-vertical-relative:text;mso-width-percent:0;mso-height-percent:0;mso-width-relative:page;mso-height-relative:page" o:gfxdata="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"/>
+                    <v:shape id="AutoShape 5" o:spid="_x0000_s1026" type="#_x0000_t32" style="position:absolute;margin-left:-253.65pt;margin-top:2.05pt;width:130.05pt;height:0;z-index:251657216;visibility:visible;mso-wrap-style:square;mso-width-percent:0;mso-height-percent:0;mso-wrap-distance-left:9pt;mso-wrap-distance-top:-3e-5mm;mso-wrap-distance-right:9pt;mso-wrap-distance-bottom:-3e-5mm;mso-position-horizontal:absolute;mso-position-horizontal-relative:text;mso-position-vertical:absolute;mso-position-vertical-relative:text;mso-width-percent:0;mso-height-percent:0;mso-width-relative:page;mso-height-relative:page" o:gfxdata="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"/>
                   </w:pict>
                 </mc:Fallback>
               </mc:AlternateContent>
@@ -1168,7 +1174,7 @@
       </w:tr>
       <w:tr>
         <w:trPr>
-          <w:trHeight w:val="365"/>
+          <w:trHeight w:val="297"/>
         </w:trPr>
         <w:tc>
           <w:tcPr>
@@ -1180,7 +1186,6 @@
               <w:bottom w:val="double" w:sz="4" w:space="0" w:color="auto"/>
               <w:right w:val="double" w:sz="4" w:space="0" w:color="auto"/>
             </w:tcBorders>
-            <w:shd w:val="clear" w:color="auto" w:fill="F2F2F2" w:themeFill="background1" w:themeFillShade="F2"/>
             <w:vAlign w:val="center"/>
           </w:tcPr>
           <w:p>
@@ -1233,7 +1238,6 @@
               <w:left w:val="double" w:sz="4" w:space="0" w:color="auto"/>
               <w:bottom w:val="double" w:sz="4" w:space="0" w:color="auto"/>
             </w:tcBorders>
-            <w:shd w:val="clear" w:color="auto" w:fill="F2F2F2" w:themeFill="background1" w:themeFillShade="F2"/>
             <w:vAlign w:val="center"/>
           </w:tcPr>
           <w:p>
@@ -1272,7 +1276,6 @@
                 <w:sz w:val="18"/>
                 <w:szCs w:val="18"/>
                 <w:rtl/>
-                <w:lang w:bidi="ar-EG"/>
               </w:rPr>
             </w:pPr>
           </w:p>
@@ -1288,7 +1291,6 @@
               <w:bottom w:val="double" w:sz="4" w:space="0" w:color="auto"/>
               <w:right w:val="double" w:sz="4" w:space="0" w:color="auto"/>
             </w:tcBorders>
-            <w:shd w:val="clear" w:color="auto" w:fill="F2F2F2" w:themeFill="background1" w:themeFillShade="F2"/>
             <w:vAlign w:val="center"/>
           </w:tcPr>
           <w:p>
@@ -1300,7 +1302,6 @@
                 <w:sz w:val="18"/>
                 <w:szCs w:val="18"/>
                 <w:rtl/>
-                <w:lang w:bidi="ar-EG"/>
               </w:rPr>
             </w:pPr>
           </w:p>
@@ -1341,7 +1342,7 @@
               <mc:AlternateContent>
                 <mc:Choice Requires="wps">
                   <w:drawing>
-                    <wp:anchor distT="4294967295" distB="4294967295" distL="114300" distR="114300" simplePos="0" relativeHeight="251657728" behindDoc="0" locked="0" layoutInCell="1" allowOverlap="1" wp14:anchorId="5E35BDBD" wp14:editId="60C59C58">
+                    <wp:anchor distT="4294967295" distB="4294967295" distL="114300" distR="114300" simplePos="0" relativeHeight="251658240" behindDoc="0" locked="0" layoutInCell="1" allowOverlap="1" wp14:anchorId="352D7192" wp14:editId="6A1DD0D7">
                       <wp:simplePos x="0" y="0"/>
                       <wp:positionH relativeFrom="column">
                         <wp:posOffset>-4878070</wp:posOffset>
@@ -1350,7 +1351,7 @@
                         <wp:posOffset>95249</wp:posOffset>
                       </wp:positionV>
                       <wp:extent cx="1600200" cy="0"/>
-                      <wp:effectExtent l="0" t="19050" r="0" b="19050"/>
+                      <wp:effectExtent l="19050" t="19050" r="0" b="0"/>
                       <wp:wrapNone/>
                       <wp:docPr id="3" name="AutoShape 6"/>
                       <wp:cNvGraphicFramePr>
@@ -1373,10 +1374,10 @@
                               <a:noFill/>
                               <a:ln w="38100" cmpd="sng">
                                 <a:solidFill>
-                                  <a:schemeClr val="lt1">
+                                  <a:sysClr val="window" lastClr="FFFFFF">
                                     <a:lumMod val="95000"/>
                                     <a:lumOff val="0"/>
-                                  </a:schemeClr>
+                                  </a:sysClr>
                                 </a:solidFill>
                                 <a:prstDash val="solid"/>
                                 <a:round/>
@@ -1420,7 +1421,7 @@
                 </mc:Choice>
                 <mc:Fallback>
                   <w:pict>
-                    <v:shape w14:anchorId="2914AC1D" id="AutoShape 6" o:spid="_x0000_s1026" type="#_x0000_t32" style="position:absolute;left:0;text-align:left;margin-left:-384.1pt;margin-top:7.5pt;width:126pt;height:0;flip:x;z-index:251657728;visibility:visible;mso-wrap-style:square;mso-width-percent:0;mso-height-percent:0;mso-wrap-distance-left:9pt;mso-wrap-distance-top:-3e-5mm;mso-wrap-distance-right:9pt;mso-wrap-distance-bottom:-3e-5mm;mso-position-horizontal:absolute;mso-position-horizontal-relative:text;mso-position-vertical:absolute;mso-position-vertical-relative:text;mso-width-percent:0;mso-height-percent:0;mso-width-relative:page;mso-height-relative:page" o:gfxdata="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" strokecolor="#f2f2f2 [3041]" strokeweight="3pt">
+                    <v:shape w14:anchorId="50E9896C" id="AutoShape 6" o:spid="_x0000_s1026" type="#_x0000_t32" style="position:absolute;margin-left:-384.1pt;margin-top:7.5pt;width:126pt;height:0;flip:x;z-index:251658240;visibility:visible;mso-wrap-style:square;mso-width-percent:0;mso-height-percent:0;mso-wrap-distance-left:9pt;mso-wrap-distance-top:-3e-5mm;mso-wrap-distance-right:9pt;mso-wrap-distance-bottom:-3e-5mm;mso-position-horizontal:absolute;mso-position-horizontal-relative:text;mso-position-vertical:absolute;mso-position-vertical-relative:text;mso-width-percent:0;mso-height-percent:0;mso-width-relative:page;mso-height-relative:page" o:gfxdata="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" strokecolor="#f2f2f2" strokeweight="3pt">
                       <v:shadow color="#7f7f7f [1601]" opacity=".5" offset="1pt"/>
                     </v:shape>
                   </w:pict>
@@ -1432,7 +1433,7 @@
       </w:tr>
       <w:tr>
         <w:trPr>
-          <w:trHeight w:val="411"/>
+          <w:trHeight w:val="333"/>
         </w:trPr>
         <w:tc>
           <w:tcPr>
@@ -1444,7 +1445,6 @@
               <w:bottom w:val="double" w:sz="4" w:space="0" w:color="auto"/>
               <w:right w:val="double" w:sz="4" w:space="0" w:color="auto"/>
             </w:tcBorders>
-            <w:shd w:val="clear" w:color="auto" w:fill="F2F2F2" w:themeFill="background1" w:themeFillShade="F2"/>
             <w:vAlign w:val="center"/>
           </w:tcPr>
           <w:p>
@@ -1497,7 +1497,6 @@
               <w:left w:val="double" w:sz="4" w:space="0" w:color="auto"/>
               <w:bottom w:val="double" w:sz="4" w:space="0" w:color="auto"/>
             </w:tcBorders>
-            <w:shd w:val="clear" w:color="auto" w:fill="F2F2F2" w:themeFill="background1" w:themeFillShade="F2"/>
             <w:vAlign w:val="center"/>
           </w:tcPr>
           <w:p>
@@ -1551,7 +1550,6 @@
               <w:bottom w:val="double" w:sz="4" w:space="0" w:color="auto"/>
               <w:right w:val="double" w:sz="4" w:space="0" w:color="auto"/>
             </w:tcBorders>
-            <w:shd w:val="clear" w:color="auto" w:fill="F2F2F2" w:themeFill="background1" w:themeFillShade="F2"/>
             <w:vAlign w:val="center"/>
           </w:tcPr>
           <w:p>
@@ -1596,36 +1594,15 @@
                 <w:rFonts w:cs="AL-Mohanad"/>
                 <w:b/>
                 <w:bCs/>
-              </w:rPr>
-              <w:t>4</w:t>
-            </w:r>
-            <w:r>
-              <w:rPr>
-                <w:rFonts w:cs="AL-Mohanad"/>
-                <w:b/>
-                <w:bCs/>
-              </w:rPr>
-              <w:t>0</w:t>
+                <w:sz w:val="18"/>
+                <w:szCs w:val="18"/>
+              </w:rPr>
+              <w:t>40</w:t>
             </w:r>
           </w:p>
         </w:tc>
       </w:tr>
     </w:tbl>
-    <w:p>
-      <w:pPr>
-        <w:tabs>
-          <w:tab w:val="left" w:pos="9641"/>
-        </w:tabs>
-        <w:jc w:val="right"/>
-        <w:rPr>
-          <w:rFonts w:ascii="Calibri" w:eastAsia="Calibri" w:hAnsi="Calibri" w:cs="Calibri"/>
-          <w:sz w:val="10"/>
-          <w:szCs w:val="10"/>
-          <w:u w:val="single"/>
-          <w:lang w:eastAsia="ar-SA"/>
-        </w:rPr>
-      </w:pPr>
-    </w:p>
     <w:p>
       <w:pPr>
         <w:tabs>
@@ -1642,22 +1619,103 @@
           <w:lang w:eastAsia="ar-SA"/>
         </w:rPr>
       </w:pPr>
-    </w:p>
-    <w:p>
-      <w:pPr>
-        <w:tabs>
-          <w:tab w:val="left" w:pos="9641"/>
-        </w:tabs>
-        <w:bidi w:val="0"/>
+      <w:r>
         <w:rPr>
           <w:rFonts w:ascii="Calibri" w:eastAsia="Calibri" w:hAnsi="Calibri" w:cs="Calibri"/>
           <w:b/>
           <w:bCs/>
+          <w:noProof/>
           <w:sz w:val="32"/>
           <w:szCs w:val="32"/>
-          <w:lang w:eastAsia="ar-SA" w:bidi="ar-EG"/>
+          <w:u w:val="single"/>
+          <w:lang w:eastAsia="ar-SA"/>
         </w:rPr>
-      </w:pPr>
+        <mc:AlternateContent>
+          <mc:Choice Requires="wps">
+            <w:drawing>
+              <wp:anchor distT="0" distB="0" distL="114300" distR="114300" simplePos="0" relativeHeight="251660288" behindDoc="0" locked="0" layoutInCell="1" allowOverlap="1" wp14:anchorId="19E48443" wp14:editId="46190B24">
+                <wp:simplePos x="0" y="0"/>
+                <wp:positionH relativeFrom="column">
+                  <wp:posOffset>5572125</wp:posOffset>
+                </wp:positionH>
+                <wp:positionV relativeFrom="paragraph">
+                  <wp:posOffset>9634854</wp:posOffset>
+                </wp:positionV>
+                <wp:extent cx="981075" cy="291465"/>
+                <wp:effectExtent l="0" t="19050" r="47625" b="32385"/>
+                <wp:wrapNone/>
+                <wp:docPr id="622225858" name="Arrow: Right 4"/>
+                <wp:cNvGraphicFramePr/>
+                <a:graphic xmlns:a="http://schemas.openxmlformats.org/drawingml/2006/main">
+                  <a:graphicData uri="http://schemas.microsoft.com/office/word/2010/wordprocessingShape">
+                    <wps:wsp>
+                      <wps:cNvSpPr/>
+                      <wps:spPr>
+                        <a:xfrm>
+                          <a:off x="0" y="0"/>
+                          <a:ext cx="981075" cy="291465"/>
+                        </a:xfrm>
+                        <a:prstGeom prst="rightArrow">
+                          <a:avLst/>
+                        </a:prstGeom>
+                      </wps:spPr>
+                      <wps:style>
+                        <a:lnRef idx="2">
+                          <a:schemeClr val="accent1">
+                            <a:shade val="15000"/>
+                          </a:schemeClr>
+                        </a:lnRef>
+                        <a:fillRef idx="1">
+                          <a:schemeClr val="accent1"/>
+                        </a:fillRef>
+                        <a:effectRef idx="0">
+                          <a:schemeClr val="accent1"/>
+                        </a:effectRef>
+                        <a:fontRef idx="minor">
+                          <a:schemeClr val="lt1"/>
+                        </a:fontRef>
+                      </wps:style>
+                      <wps:bodyPr rot="0" spcFirstLastPara="0" vertOverflow="overflow" horzOverflow="overflow" vert="horz" wrap="square" lIns="91440" tIns="45720" rIns="91440" bIns="45720" numCol="1" spcCol="0" rtlCol="0" fromWordArt="0" anchor="ctr" anchorCtr="0" forceAA="0" compatLnSpc="1">
+                        <a:prstTxWarp prst="textNoShape">
+                          <a:avLst/>
+                        </a:prstTxWarp>
+                        <a:noAutofit/>
+                      </wps:bodyPr>
+                    </wps:wsp>
+                  </a:graphicData>
+                </a:graphic>
+                <wp14:sizeRelH relativeFrom="margin">
+                  <wp14:pctWidth>0</wp14:pctWidth>
+                </wp14:sizeRelH>
+                <wp14:sizeRelV relativeFrom="margin">
+                  <wp14:pctHeight>0</wp14:pctHeight>
+                </wp14:sizeRelV>
+              </wp:anchor>
+            </w:drawing>
+          </mc:Choice>
+          <mc:Fallback>
+            <w:pict>
+              <v:shapetype w14:anchorId="61923B6E" id="_x0000_t13" coordsize="21600,21600" o:spt="13" adj="16200,5400" path="m@0,l@0@1,0@1,0@2@0@2@0,21600,21600,10800xe">
+                <v:stroke joinstyle="miter"/>
+                <v:formulas>
+                  <v:f eqn="val #0"/>
+                  <v:f eqn="val #1"/>
+                  <v:f eqn="sum height 0 #1"/>
+                  <v:f eqn="sum 10800 0 #1"/>
+                  <v:f eqn="sum width 0 #0"/>
+                  <v:f eqn="prod @4 @3 10800"/>
+                  <v:f eqn="sum width 0 @5"/>
+                </v:formulas>
+                <v:path o:connecttype="custom" o:connectlocs="@0,0;0,10800;@0,21600;21600,10800" o:connectangles="270,180,90,0" textboxrect="0,@1,@6,@2"/>
+                <v:handles>
+                  <v:h position="#0,#1" xrange="0,21600" yrange="0,10800"/>
+                </v:handles>
+              </v:shapetype>
+              <v:shape id="Arrow: Right 4" o:spid="_x0000_s1026" type="#_x0000_t13" style="position:absolute;margin-left:438.75pt;margin-top:758.65pt;width:77.25pt;height:22.95pt;z-index:251660288;visibility:visible;mso-wrap-style:square;mso-width-percent:0;mso-height-percent:0;mso-wrap-distance-left:9pt;mso-wrap-distance-top:0;mso-wrap-distance-right:9pt;mso-wrap-distance-bottom:0;mso-position-horizontal:absolute;mso-position-horizontal-relative:text;mso-position-vertical:absolute;mso-position-vertical-relative:text;mso-width-percent:0;mso-height-percent:0;mso-width-relative:margin;mso-height-relative:margin;v-text-anchor:middle" o:gfxdata="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" adj="18391" fillcolor="#5b9bd5 [3204]" strokecolor="#091723 [484]" strokeweight="1pt"/>
+            </w:pict>
+          </mc:Fallback>
+        </mc:AlternateContent>
+      </w:r>
       <w:r>
         <w:rPr>
           <w:rFonts w:ascii="Calibri" w:eastAsia="Calibri" w:hAnsi="Calibri" w:cs="Calibri"/>
@@ -1691,7 +1749,7 @@
           <w:u w:val="single"/>
           <w:lang w:eastAsia="ar-SA"/>
         </w:rPr>
-        <w:t>Match the following:</w:t>
+        <w:t>Match the following</w:t>
       </w:r>
       <w:r>
         <w:rPr>
@@ -1703,27 +1761,26 @@
           <w:u w:val="single"/>
           <w:lang w:eastAsia="ar-SA"/>
         </w:rPr>
-        <w:br/>
+        <w:t>:</w:t>
       </w:r>
     </w:p>
     <w:tbl>
       <w:tblPr>
         <w:tblStyle w:val="TableGrid"/>
-        <w:tblW w:w="10396" w:type="dxa"/>
+        <w:tblW w:w="10595" w:type="dxa"/>
         <w:tblLook w:val="04A0" w:firstRow="1" w:lastRow="0" w:firstColumn="1" w:lastColumn="0" w:noHBand="0" w:noVBand="1"/>
       </w:tblPr>
       <w:tblGrid>
-        <w:gridCol w:w="5556"/>
-        <w:gridCol w:w="4840"/>
+        <w:gridCol w:w="5624"/>
+        <w:gridCol w:w="4971"/>
       </w:tblGrid>
       <w:tr>
         <w:trPr>
-          <w:trHeight w:val="2122"/>
+          <w:trHeight w:val="2085"/>
         </w:trPr>
         <w:tc>
           <w:tcPr>
-            <w:tcW w:w="5198" w:type="dxa"/>
-            <w:vAlign w:val="center"/>
+            <w:tcW w:w="5624" w:type="dxa"/>
           </w:tcPr>
           <w:p>
             <w:pPr>
@@ -1743,9 +1800,9 @@
                 <w:szCs w:val="36"/>
               </w:rPr>
               <w:drawing>
-                <wp:inline distT="0" distB="0" distL="0" distR="0" wp14:anchorId="2D7C6275" wp14:editId="3A5A9A6A">
-                  <wp:extent cx="1511947" cy="1304925"/>
-                  <wp:effectExtent l="0" t="0" r="0" b="0"/>
+                <wp:inline distT="0" distB="0" distL="0" distR="0" wp14:anchorId="23253EDB" wp14:editId="7057AD79">
+                  <wp:extent cx="1511935" cy="1389413"/>
+                  <wp:effectExtent l="0" t="0" r="0" b="1270"/>
                   <wp:docPr id="1357649645" name="Picture 10"/>
                   <wp:cNvGraphicFramePr>
                     <a:graphicFrameLocks xmlns:a="http://schemas.openxmlformats.org/drawingml/2006/main" noChangeAspect="1"/>
@@ -1759,14 +1816,15 @@
                             <a:picLocks noChangeAspect="1" noChangeArrowheads="1"/>
                           </pic:cNvPicPr>
                         </pic:nvPicPr>
-                        <pic:blipFill>
-                          <a:blip r:embed="rId10" cstate="print">
+                        <pic:blipFill rotWithShape="1">
+                          <a:blip r:embed="rId9" cstate="print">
                             <a:extLst>
                               <a:ext uri="{28A0092B-C50C-407E-A947-70E740481C1C}">
                                 <a14:useLocalDpi xmlns:a14="http://schemas.microsoft.com/office/drawing/2010/main" val="0"/>
                               </a:ext>
                             </a:extLst>
                           </a:blip>
+                          <a:srcRect b="3163"/>
                           <a:stretch>
                             <a:fillRect/>
                           </a:stretch>
@@ -1774,7 +1832,7 @@
                         <pic:spPr bwMode="auto">
                           <a:xfrm>
                             <a:off x="0" y="0"/>
-                            <a:ext cx="1511947" cy="1304925"/>
+                            <a:ext cx="1513010" cy="1390401"/>
                           </a:xfrm>
                           <a:prstGeom prst="rect">
                             <a:avLst/>
@@ -1783,6 +1841,11 @@
                           <a:ln>
                             <a:noFill/>
                           </a:ln>
+                          <a:extLst>
+                            <a:ext uri="{53640926-AAD7-44D8-BBD7-CCE9431645EC}">
+                              <a14:shadowObscured xmlns:a14="http://schemas.microsoft.com/office/drawing/2010/main"/>
+                            </a:ext>
+                          </a:extLst>
                         </pic:spPr>
                       </pic:pic>
                     </a:graphicData>
@@ -1794,7 +1857,7 @@
         </w:tc>
         <w:tc>
           <w:tcPr>
-            <w:tcW w:w="5198" w:type="dxa"/>
+            <w:tcW w:w="4971" w:type="dxa"/>
             <w:vAlign w:val="center"/>
           </w:tcPr>
           <w:p>
@@ -1814,8 +1877,8 @@
                 <w:rFonts w:ascii="Lucida Bright" w:hAnsi="Lucida Bright"/>
                 <w:b/>
                 <w:bCs/>
-                <w:sz w:val="56"/>
-                <w:szCs w:val="56"/>
+                <w:sz w:val="72"/>
+                <w:szCs w:val="72"/>
               </w:rPr>
               <w:t>Folder</w:t>
             </w:r>
@@ -1824,12 +1887,11 @@
       </w:tr>
       <w:tr>
         <w:trPr>
-          <w:trHeight w:val="2033"/>
+          <w:trHeight w:val="1797"/>
         </w:trPr>
         <w:tc>
           <w:tcPr>
-            <w:tcW w:w="5198" w:type="dxa"/>
-            <w:vAlign w:val="center"/>
+            <w:tcW w:w="5624" w:type="dxa"/>
           </w:tcPr>
           <w:p>
             <w:pPr>
@@ -1849,7 +1911,7 @@
                 <w:szCs w:val="36"/>
               </w:rPr>
               <w:drawing>
-                <wp:inline distT="0" distB="0" distL="0" distR="0" wp14:anchorId="1DCCEF02" wp14:editId="52A04062">
+                <wp:inline distT="0" distB="0" distL="0" distR="0" wp14:anchorId="0E768A77" wp14:editId="74AAB604">
                   <wp:extent cx="1430215" cy="1228929"/>
                   <wp:effectExtent l="0" t="0" r="0" b="9525"/>
                   <wp:docPr id="1035718243" name="Picture 7"/>
@@ -1866,7 +1928,7 @@
                           </pic:cNvPicPr>
                         </pic:nvPicPr>
                         <pic:blipFill rotWithShape="1">
-                          <a:blip r:embed="rId11" cstate="print">
+                          <a:blip r:embed="rId10" cstate="print">
                             <a:extLst>
                               <a:ext uri="{28A0092B-C50C-407E-A947-70E740481C1C}">
                                 <a14:useLocalDpi xmlns:a14="http://schemas.microsoft.com/office/drawing/2010/main" val="0"/>
@@ -1906,7 +1968,7 @@
         </w:tc>
         <w:tc>
           <w:tcPr>
-            <w:tcW w:w="5198" w:type="dxa"/>
+            <w:tcW w:w="4971" w:type="dxa"/>
             <w:vAlign w:val="center"/>
           </w:tcPr>
           <w:p>
@@ -1939,12 +2001,11 @@
       </w:tr>
       <w:tr>
         <w:trPr>
-          <w:trHeight w:val="2033"/>
+          <w:trHeight w:val="1932"/>
         </w:trPr>
         <w:tc>
           <w:tcPr>
-            <w:tcW w:w="5198" w:type="dxa"/>
-            <w:vAlign w:val="center"/>
+            <w:tcW w:w="5624" w:type="dxa"/>
           </w:tcPr>
           <w:p>
             <w:pPr>
@@ -1964,7 +2025,7 @@
                 <w:szCs w:val="36"/>
               </w:rPr>
               <w:drawing>
-                <wp:inline distT="0" distB="0" distL="0" distR="0" wp14:anchorId="64331501" wp14:editId="50E28CB8">
+                <wp:inline distT="0" distB="0" distL="0" distR="0" wp14:anchorId="449349AF" wp14:editId="617EA779">
                   <wp:extent cx="1127177" cy="1216742"/>
                   <wp:effectExtent l="0" t="0" r="0" b="2540"/>
                   <wp:docPr id="1714195526" name="Picture 9"/>
@@ -1981,7 +2042,7 @@
                           </pic:cNvPicPr>
                         </pic:nvPicPr>
                         <pic:blipFill rotWithShape="1">
-                          <a:blip r:embed="rId12" cstate="print">
+                          <a:blip r:embed="rId11" cstate="print">
                             <a:extLst>
                               <a:ext uri="{28A0092B-C50C-407E-A947-70E740481C1C}">
                                 <a14:useLocalDpi xmlns:a14="http://schemas.microsoft.com/office/drawing/2010/main" val="0"/>
@@ -2021,7 +2082,7 @@
         </w:tc>
         <w:tc>
           <w:tcPr>
-            <w:tcW w:w="5198" w:type="dxa"/>
+            <w:tcW w:w="4971" w:type="dxa"/>
             <w:vAlign w:val="center"/>
           </w:tcPr>
           <w:p>
@@ -2051,12 +2112,11 @@
       </w:tr>
       <w:tr>
         <w:trPr>
-          <w:trHeight w:val="2033"/>
+          <w:trHeight w:val="2290"/>
         </w:trPr>
         <w:tc>
           <w:tcPr>
-            <w:tcW w:w="5198" w:type="dxa"/>
-            <w:vAlign w:val="center"/>
+            <w:tcW w:w="5624" w:type="dxa"/>
           </w:tcPr>
           <w:p>
             <w:pPr>
@@ -2076,9 +2136,9 @@
                 <w:szCs w:val="36"/>
               </w:rPr>
               <w:drawing>
-                <wp:inline distT="0" distB="0" distL="0" distR="0" wp14:anchorId="6C3BC49C" wp14:editId="6D00E251">
-                  <wp:extent cx="3383545" cy="919316"/>
-                  <wp:effectExtent l="0" t="0" r="7620" b="0"/>
+                <wp:inline distT="0" distB="0" distL="0" distR="0" wp14:anchorId="72305755" wp14:editId="1B0822E9">
+                  <wp:extent cx="3378256" cy="1403497"/>
+                  <wp:effectExtent l="0" t="0" r="0" b="6350"/>
                   <wp:docPr id="1572371318" name="Picture 8"/>
                   <wp:cNvGraphicFramePr>
                     <a:graphicFrameLocks xmlns:a="http://schemas.openxmlformats.org/drawingml/2006/main" noChangeAspect="1"/>
@@ -2093,14 +2153,14 @@
                           </pic:cNvPicPr>
                         </pic:nvPicPr>
                         <pic:blipFill rotWithShape="1">
-                          <a:blip r:embed="rId13" cstate="print">
+                          <a:blip r:embed="rId12" cstate="print">
                             <a:extLst>
                               <a:ext uri="{28A0092B-C50C-407E-A947-70E740481C1C}">
                                 <a14:useLocalDpi xmlns:a14="http://schemas.microsoft.com/office/drawing/2010/main" val="0"/>
                               </a:ext>
                             </a:extLst>
                           </a:blip>
-                          <a:srcRect l="9963" t="31673" r="14067" b="31632"/>
+                          <a:srcRect l="9963" t="31673" r="14067" b="35315"/>
                           <a:stretch>
                             <a:fillRect/>
                           </a:stretch>
@@ -2108,7 +2168,7 @@
                         <pic:spPr bwMode="auto">
                           <a:xfrm>
                             <a:off x="0" y="0"/>
-                            <a:ext cx="3411491" cy="926909"/>
+                            <a:ext cx="3424365" cy="1422653"/>
                           </a:xfrm>
                           <a:prstGeom prst="rect">
                             <a:avLst/>
@@ -2133,7 +2193,7 @@
         </w:tc>
         <w:tc>
           <w:tcPr>
-            <w:tcW w:w="5198" w:type="dxa"/>
+            <w:tcW w:w="4971" w:type="dxa"/>
             <w:vAlign w:val="center"/>
           </w:tcPr>
           <w:p>
@@ -2153,195 +2213,31 @@
                 <w:rFonts w:ascii="Lucida Bright" w:hAnsi="Lucida Bright"/>
                 <w:b/>
                 <w:bCs/>
-                <w:sz w:val="56"/>
-                <w:szCs w:val="56"/>
+                <w:sz w:val="72"/>
+                <w:szCs w:val="72"/>
               </w:rPr>
               <w:t>File</w:t>
             </w:r>
           </w:p>
         </w:tc>
       </w:tr>
-    </w:tbl>
-    <w:p>
-      <w:pPr>
-        <w:tabs>
-          <w:tab w:val="left" w:pos="9641"/>
-        </w:tabs>
-        <w:bidi w:val="0"/>
-        <w:rPr>
-          <w:rFonts w:ascii="Calibri" w:eastAsia="Calibri" w:hAnsi="Calibri" w:cs="Calibri"/>
-          <w:sz w:val="32"/>
-          <w:szCs w:val="32"/>
-          <w:lang w:eastAsia="ar-SA" w:bidi="ar-EG"/>
-        </w:rPr>
-      </w:pPr>
-    </w:p>
-    <w:p>
-      <w:pPr>
-        <w:bidi w:val="0"/>
-        <w:rPr>
-          <w:rFonts w:ascii="Calibri" w:eastAsia="Calibri" w:hAnsi="Calibri" w:cs="Calibri"/>
-          <w:sz w:val="32"/>
-          <w:szCs w:val="32"/>
-          <w:lang w:eastAsia="ar-SA" w:bidi="ar-EG"/>
-        </w:rPr>
-      </w:pPr>
-      <w:r>
-        <w:rPr>
-          <w:rFonts w:ascii="Calibri" w:eastAsia="Calibri" w:hAnsi="Calibri" w:cs="Calibri"/>
-          <w:sz w:val="32"/>
-          <w:szCs w:val="32"/>
-          <w:lang w:eastAsia="ar-SA" w:bidi="ar-EG"/>
-        </w:rPr>
-        <w:br w:type="page"/>
-      </w:r>
-    </w:p>
-    <w:p>
-      <w:pPr>
-        <w:tabs>
-          <w:tab w:val="left" w:pos="9641"/>
-        </w:tabs>
-        <w:bidi w:val="0"/>
-        <w:rPr>
-          <w:rFonts w:ascii="Calibri" w:eastAsia="Calibri" w:hAnsi="Calibri" w:cs="Calibri"/>
-          <w:sz w:val="32"/>
-          <w:szCs w:val="32"/>
-          <w:lang w:eastAsia="ar-SA" w:bidi="ar-EG"/>
-        </w:rPr>
-      </w:pPr>
-    </w:p>
-    <w:p>
-      <w:pPr>
-        <w:tabs>
-          <w:tab w:val="left" w:pos="9641"/>
-        </w:tabs>
-        <w:bidi w:val="0"/>
-        <w:rPr>
-          <w:rFonts w:ascii="Calibri" w:eastAsia="Calibri" w:hAnsi="Calibri" w:cs="Calibri"/>
-          <w:b/>
-          <w:bCs/>
-          <w:sz w:val="32"/>
-          <w:szCs w:val="32"/>
-          <w:u w:val="single"/>
-          <w:lang w:eastAsia="ar-SA" w:bidi="ar-EG"/>
-        </w:rPr>
-      </w:pPr>
-    </w:p>
-    <w:p>
-      <w:pPr>
-        <w:tabs>
-          <w:tab w:val="left" w:pos="9641"/>
-        </w:tabs>
-        <w:bidi w:val="0"/>
-        <w:rPr>
-          <w:rFonts w:ascii="Calibri" w:eastAsia="Calibri" w:hAnsi="Calibri" w:cs="Calibri"/>
-          <w:b/>
-          <w:bCs/>
-          <w:sz w:val="32"/>
-          <w:szCs w:val="32"/>
-          <w:u w:val="single"/>
-          <w:lang w:eastAsia="ar-SA" w:bidi="ar-EG"/>
-        </w:rPr>
-      </w:pPr>
-      <w:r>
-        <w:rPr>
-          <w:rFonts w:ascii="Calibri" w:eastAsia="Calibri" w:hAnsi="Calibri" w:cs="Calibri"/>
-          <w:b/>
-          <w:bCs/>
-          <w:sz w:val="32"/>
-          <w:szCs w:val="32"/>
-          <w:u w:val="single"/>
-          <w:lang w:eastAsia="ar-SA" w:bidi="ar-EG"/>
-        </w:rPr>
-        <w:t xml:space="preserve">Q2: </w:t>
-      </w:r>
-      <w:r>
-        <w:rPr>
-          <w:rFonts w:ascii="Calibri" w:eastAsia="Calibri" w:hAnsi="Calibri" w:cs="Calibri"/>
-          <w:b/>
-          <w:bCs/>
-          <w:sz w:val="32"/>
-          <w:szCs w:val="32"/>
-          <w:u w:val="single"/>
-          <w:lang w:eastAsia="ar-SA"/>
-        </w:rPr>
-        <w:t>Match the following</w:t>
-      </w:r>
-      <w:r>
-        <w:rPr>
-          <w:rFonts w:ascii="Calibri" w:eastAsia="Calibri" w:hAnsi="Calibri" w:cs="Calibri"/>
-          <w:b/>
-          <w:bCs/>
-          <w:sz w:val="32"/>
-          <w:szCs w:val="32"/>
-          <w:u w:val="single"/>
-          <w:lang w:eastAsia="ar-SA" w:bidi="ar-EG"/>
-        </w:rPr>
-        <w:t>:</w:t>
-      </w:r>
-      <w:r>
-        <w:rPr>
-          <w:rFonts w:ascii="Calibri" w:eastAsia="Calibri" w:hAnsi="Calibri" w:cs="Calibri"/>
-          <w:b/>
-          <w:bCs/>
-          <w:sz w:val="32"/>
-          <w:szCs w:val="32"/>
-          <w:u w:val="single"/>
-          <w:lang w:eastAsia="ar-SA" w:bidi="ar-EG"/>
-        </w:rPr>
-        <w:br/>
-      </w:r>
-    </w:p>
-    <w:p>
-      <w:pPr>
-        <w:tabs>
-          <w:tab w:val="left" w:pos="9641"/>
-        </w:tabs>
-        <w:bidi w:val="0"/>
-        <w:rPr>
-          <w:rFonts w:ascii="Calibri" w:eastAsia="Calibri" w:hAnsi="Calibri" w:cs="Calibri"/>
-          <w:b/>
-          <w:bCs/>
-          <w:sz w:val="32"/>
-          <w:szCs w:val="32"/>
-          <w:u w:val="single"/>
-          <w:lang w:eastAsia="ar-SA" w:bidi="ar-EG"/>
-        </w:rPr>
-      </w:pPr>
-    </w:p>
-    <w:tbl>
-      <w:tblPr>
-        <w:tblStyle w:val="TableGrid"/>
-        <w:tblW w:w="0" w:type="auto"/>
-        <w:tblLook w:val="04A0" w:firstRow="1" w:lastRow="0" w:firstColumn="1" w:lastColumn="0" w:noHBand="0" w:noVBand="1"/>
-      </w:tblPr>
-      <w:tblGrid>
-        <w:gridCol w:w="2931"/>
-        <w:gridCol w:w="2424"/>
-        <w:gridCol w:w="2901"/>
-        <w:gridCol w:w="2426"/>
-      </w:tblGrid>
       <w:tr>
         <w:trPr>
-          <w:trHeight w:val="791"/>
+          <w:trHeight w:val="1941"/>
         </w:trPr>
         <w:tc>
           <w:tcPr>
-            <w:tcW w:w="2931" w:type="dxa"/>
-            <w:vAlign w:val="center"/>
+            <w:tcW w:w="5624" w:type="dxa"/>
           </w:tcPr>
           <w:p>
             <w:pPr>
-              <w:tabs>
-                <w:tab w:val="left" w:pos="9641"/>
-              </w:tabs>
               <w:bidi w:val="0"/>
               <w:jc w:val="center"/>
               <w:rPr>
-                <w:rFonts w:ascii="Calibri" w:eastAsia="Calibri" w:hAnsi="Calibri" w:cs="Calibri"/>
-                <w:sz w:val="32"/>
-                <w:szCs w:val="32"/>
-                <w:lang w:eastAsia="ar-SA" w:bidi="ar-EG"/>
+                <w:rFonts w:ascii="Lucida Bright" w:hAnsi="Lucida Bright"/>
+                <w:noProof/>
+                <w:sz w:val="36"/>
+                <w:szCs w:val="36"/>
               </w:rPr>
             </w:pPr>
             <w:r>
@@ -2353,9 +2249,9 @@
                 <w:lang w:val="en-GB" w:eastAsia="en-GB"/>
               </w:rPr>
               <w:drawing>
-                <wp:inline distT="0" distB="0" distL="0" distR="0" wp14:anchorId="3AAB6CAF" wp14:editId="5D754539">
-                  <wp:extent cx="1724025" cy="1962150"/>
-                  <wp:effectExtent l="0" t="0" r="0" b="0"/>
+                <wp:inline distT="0" distB="0" distL="0" distR="0" wp14:anchorId="1A685710" wp14:editId="68AAD5D4">
+                  <wp:extent cx="1590675" cy="1612900"/>
+                  <wp:effectExtent l="0" t="0" r="0" b="6350"/>
                   <wp:docPr id="1570439851" name="Picture 1570439851" descr="A blue paper with a picture of mountains&#10;&#10;AI-generated content may be incorrect."/>
                   <wp:cNvGraphicFramePr>
                     <a:graphicFrameLocks xmlns:a="http://schemas.openxmlformats.org/drawingml/2006/main" noChangeAspect="1"/>
@@ -2367,26 +2263,35 @@
                           <pic:cNvPr id="1" name="Picture 1" descr="A blue paper with a picture of mountains&#10;&#10;AI-generated content may be incorrect."/>
                           <pic:cNvPicPr/>
                         </pic:nvPicPr>
-                        <pic:blipFill>
-                          <a:blip r:embed="rId14">
+                        <pic:blipFill rotWithShape="1">
+                          <a:blip r:embed="rId13">
                             <a:extLst>
                               <a:ext uri="{28A0092B-C50C-407E-A947-70E740481C1C}">
                                 <a14:useLocalDpi xmlns:a14="http://schemas.microsoft.com/office/drawing/2010/main" val="0"/>
                               </a:ext>
                             </a:extLst>
                           </a:blip>
+                          <a:srcRect l="7735" t="5178" b="4531"/>
                           <a:stretch>
                             <a:fillRect/>
                           </a:stretch>
                         </pic:blipFill>
-                        <pic:spPr>
+                        <pic:spPr bwMode="auto">
                           <a:xfrm>
                             <a:off x="0" y="0"/>
-                            <a:ext cx="1721657" cy="1959455"/>
+                            <a:ext cx="1588492" cy="1610686"/>
                           </a:xfrm>
                           <a:prstGeom prst="rect">
                             <a:avLst/>
                           </a:prstGeom>
+                          <a:ln>
+                            <a:noFill/>
+                          </a:ln>
+                          <a:extLst>
+                            <a:ext uri="{53640926-AAD7-44D8-BBD7-CCE9431645EC}">
+                              <a14:shadowObscured xmlns:a14="http://schemas.microsoft.com/office/drawing/2010/main"/>
+                            </a:ext>
+                          </a:extLst>
                         </pic:spPr>
                       </pic:pic>
                     </a:graphicData>
@@ -2398,7 +2303,132 @@
         </w:tc>
         <w:tc>
           <w:tcPr>
-            <w:tcW w:w="2424" w:type="dxa"/>
+            <w:tcW w:w="4971" w:type="dxa"/>
+            <w:vAlign w:val="center"/>
+          </w:tcPr>
+          <w:p>
+            <w:pPr>
+              <w:bidi w:val="0"/>
+              <w:jc w:val="center"/>
+              <w:rPr>
+                <w:rFonts w:ascii="Lucida Bright" w:hAnsi="Lucida Bright"/>
+                <w:b/>
+                <w:bCs/>
+                <w:sz w:val="56"/>
+                <w:szCs w:val="56"/>
+                <w:rtl/>
+              </w:rPr>
+            </w:pPr>
+            <w:r>
+              <w:rPr>
+                <w:rFonts w:ascii="Lucida Bright" w:hAnsi="Lucida Bright"/>
+                <w:b/>
+                <w:bCs/>
+                <w:sz w:val="72"/>
+                <w:szCs w:val="72"/>
+              </w:rPr>
+              <w:t>Image</w:t>
+            </w:r>
+          </w:p>
+        </w:tc>
+      </w:tr>
+    </w:tbl>
+    <w:p>
+      <w:pPr>
+        <w:tabs>
+          <w:tab w:val="left" w:pos="9641"/>
+        </w:tabs>
+        <w:bidi w:val="0"/>
+        <w:rPr>
+          <w:rFonts w:ascii="Calibri" w:eastAsia="Calibri" w:hAnsi="Calibri" w:cs="Calibri"/>
+          <w:sz w:val="32"/>
+          <w:szCs w:val="32"/>
+          <w:u w:val="single"/>
+          <w:lang w:eastAsia="ar-SA"/>
+        </w:rPr>
+      </w:pPr>
+    </w:p>
+    <w:p>
+      <w:pPr>
+        <w:tabs>
+          <w:tab w:val="left" w:pos="9641"/>
+        </w:tabs>
+        <w:bidi w:val="0"/>
+        <w:rPr>
+          <w:rFonts w:ascii="Calibri" w:eastAsia="Calibri" w:hAnsi="Calibri" w:cs="Calibri"/>
+          <w:b/>
+          <w:bCs/>
+          <w:sz w:val="44"/>
+          <w:szCs w:val="44"/>
+          <w:u w:val="single"/>
+          <w:lang w:eastAsia="ar-SA"/>
+        </w:rPr>
+      </w:pPr>
+      <w:r>
+        <w:rPr>
+          <w:rFonts w:ascii="Calibri" w:eastAsia="Calibri" w:hAnsi="Calibri" w:cs="Calibri"/>
+          <w:b/>
+          <w:bCs/>
+          <w:sz w:val="44"/>
+          <w:szCs w:val="44"/>
+          <w:u w:val="single"/>
+          <w:lang w:eastAsia="ar-SA"/>
+        </w:rPr>
+        <w:t>Q2:</w:t>
+      </w:r>
+      <w:r>
+        <w:rPr>
+          <w:rFonts w:ascii="Calibri" w:eastAsia="Calibri" w:hAnsi="Calibri" w:cs="Calibri"/>
+          <w:b/>
+          <w:bCs/>
+          <w:sz w:val="44"/>
+          <w:szCs w:val="44"/>
+          <w:lang w:eastAsia="ar-SA"/>
+        </w:rPr>
+        <w:t xml:space="preserve"> </w:t>
+      </w:r>
+      <w:r>
+        <w:rPr>
+          <w:rFonts w:ascii="Calibri" w:eastAsia="Calibri" w:hAnsi="Calibri" w:cs="Calibri"/>
+          <w:b/>
+          <w:bCs/>
+          <w:sz w:val="44"/>
+          <w:szCs w:val="44"/>
+          <w:u w:val="single"/>
+          <w:lang w:eastAsia="ar-SA"/>
+        </w:rPr>
+        <w:t>Choose the correct answer from the following</w:t>
+      </w:r>
+      <w:r>
+        <w:rPr>
+          <w:rFonts w:ascii="Calibri" w:eastAsia="Calibri" w:hAnsi="Calibri" w:cs="Calibri"/>
+          <w:b/>
+          <w:bCs/>
+          <w:sz w:val="44"/>
+          <w:szCs w:val="44"/>
+          <w:u w:val="single"/>
+          <w:lang w:eastAsia="ar-SA"/>
+        </w:rPr>
+        <w:t>:</w:t>
+      </w:r>
+    </w:p>
+    <w:tbl>
+      <w:tblPr>
+        <w:tblStyle w:val="TableGrid"/>
+        <w:tblW w:w="10617" w:type="dxa"/>
+        <w:tblLook w:val="04A0" w:firstRow="1" w:lastRow="0" w:firstColumn="1" w:lastColumn="0" w:noHBand="0" w:noVBand="1"/>
+      </w:tblPr>
+      <w:tblGrid>
+        <w:gridCol w:w="5480"/>
+        <w:gridCol w:w="5137"/>
+      </w:tblGrid>
+      <w:tr>
+        <w:trPr>
+          <w:trHeight w:val="780"/>
+        </w:trPr>
+        <w:tc>
+          <w:tcPr>
+            <w:tcW w:w="5480" w:type="dxa"/>
             <w:vAlign w:val="center"/>
           </w:tcPr>
           <w:p>
@@ -2424,13 +2454,13 @@
                 <w:szCs w:val="72"/>
                 <w:lang w:bidi="ar-EG"/>
               </w:rPr>
-              <w:t>Image</w:t>
+              <w:t>Scanner</w:t>
             </w:r>
           </w:p>
         </w:tc>
         <w:tc>
           <w:tcPr>
-            <w:tcW w:w="2901" w:type="dxa"/>
+            <w:tcW w:w="5137" w:type="dxa"/>
             <w:vAlign w:val="center"/>
           </w:tcPr>
           <w:p>
@@ -2449,10 +2479,47 @@
             </w:pPr>
             <w:r>
               <w:rPr>
+                <w:rFonts w:cstheme="minorHAnsi"/>
+                <w:b/>
+                <w:bCs/>
+                <w:sz w:val="72"/>
+                <w:szCs w:val="72"/>
+                <w:lang w:bidi="ar-EG"/>
+              </w:rPr>
+              <w:t>Mouse</w:t>
+            </w:r>
+          </w:p>
+        </w:tc>
+      </w:tr>
+      <w:tr>
+        <w:trPr>
+          <w:trHeight w:val="2530"/>
+        </w:trPr>
+        <w:tc>
+          <w:tcPr>
+            <w:tcW w:w="5480" w:type="dxa"/>
+            <w:vAlign w:val="center"/>
+          </w:tcPr>
+          <w:p>
+            <w:pPr>
+              <w:tabs>
+                <w:tab w:val="left" w:pos="9641"/>
+              </w:tabs>
+              <w:bidi w:val="0"/>
+              <w:jc w:val="center"/>
+              <w:rPr>
+                <w:rFonts w:ascii="Calibri" w:eastAsia="Calibri" w:hAnsi="Calibri" w:cs="Calibri"/>
+                <w:sz w:val="32"/>
+                <w:szCs w:val="32"/>
+                <w:lang w:eastAsia="ar-SA" w:bidi="ar-EG"/>
+              </w:rPr>
+            </w:pPr>
+            <w:r>
+              <w:rPr>
                 <w:noProof/>
               </w:rPr>
               <w:drawing>
-                <wp:inline distT="0" distB="0" distL="0" distR="0" wp14:anchorId="09B9849D" wp14:editId="4E6DB423">
+                <wp:inline distT="0" distB="0" distL="0" distR="0" wp14:anchorId="43F7E9AD" wp14:editId="18CC66BE">
                   <wp:extent cx="1666875" cy="1599983"/>
                   <wp:effectExtent l="0" t="0" r="0" b="635"/>
                   <wp:docPr id="2069264453" name="Picture 3"/>
@@ -2469,7 +2536,7 @@
                           </pic:cNvPicPr>
                         </pic:nvPicPr>
                         <pic:blipFill>
-                          <a:blip r:embed="rId15" cstate="print">
+                          <a:blip r:embed="rId14" cstate="print">
                             <a:extLst>
                               <a:ext uri="{28A0092B-C50C-407E-A947-70E740481C1C}">
                                 <a14:useLocalDpi xmlns:a14="http://schemas.microsoft.com/office/drawing/2010/main" val="0"/>
@@ -2504,7 +2571,7 @@
         </w:tc>
         <w:tc>
           <w:tcPr>
-            <w:tcW w:w="2426" w:type="dxa"/>
+            <w:tcW w:w="5137" w:type="dxa"/>
             <w:vAlign w:val="center"/>
           </w:tcPr>
           <w:p>
@@ -2523,25 +2590,25 @@
             </w:pPr>
             <w:r>
               <w:rPr>
-                <w:rFonts w:eastAsia="Calibri" w:cstheme="minorHAnsi"/>
-                <w:b/>
-                <w:bCs/>
-                <w:sz w:val="56"/>
-                <w:szCs w:val="56"/>
-                <w:lang w:eastAsia="ar-SA"/>
-              </w:rPr>
-              <w:t>Scanner</w:t>
+                <w:rFonts w:cstheme="minorHAnsi"/>
+                <w:b/>
+                <w:bCs/>
+                <w:sz w:val="72"/>
+                <w:szCs w:val="72"/>
+                <w:lang w:bidi="ar-EG"/>
+              </w:rPr>
+              <w:t>(……………)</w:t>
             </w:r>
           </w:p>
         </w:tc>
       </w:tr>
       <w:tr>
         <w:trPr>
-          <w:trHeight w:val="791"/>
+          <w:trHeight w:val="3183"/>
         </w:trPr>
         <w:tc>
           <w:tcPr>
-            <w:tcW w:w="2931" w:type="dxa"/>
+            <w:tcW w:w="5480" w:type="dxa"/>
             <w:vAlign w:val="center"/>
           </w:tcPr>
           <w:p>
@@ -2561,16 +2628,138 @@
             <w:r>
               <w:rPr>
                 <w:rFonts w:ascii="Lucida Bright" w:hAnsi="Lucida Bright"/>
+                <w:b/>
+                <w:bCs/>
                 <w:noProof/>
-                <w:sz w:val="36"/>
-                <w:szCs w:val="36"/>
-                <w:lang w:val="en-GB" w:eastAsia="en-GB"/>
+                <w:sz w:val="72"/>
+                <w:szCs w:val="72"/>
+              </w:rPr>
+              <mc:AlternateContent>
+                <mc:Choice Requires="wps">
+                  <w:drawing>
+                    <wp:anchor distT="45720" distB="45720" distL="114300" distR="114300" simplePos="0" relativeHeight="251659264" behindDoc="0" locked="0" layoutInCell="1" allowOverlap="1" wp14:anchorId="1D77DEC9" wp14:editId="05E14A60">
+                      <wp:simplePos x="0" y="0"/>
+                      <wp:positionH relativeFrom="column">
+                        <wp:posOffset>819150</wp:posOffset>
+                      </wp:positionH>
+                      <wp:positionV relativeFrom="paragraph">
+                        <wp:posOffset>1290320</wp:posOffset>
+                      </wp:positionV>
+                      <wp:extent cx="1778000" cy="374650"/>
+                      <wp:effectExtent l="0" t="0" r="0" b="6350"/>
+                      <wp:wrapNone/>
+                      <wp:docPr id="1843876682" name="Text Box 2"/>
+                      <wp:cNvGraphicFramePr>
+                        <a:graphicFrameLocks xmlns:a="http://schemas.openxmlformats.org/drawingml/2006/main"/>
+                      </wp:cNvGraphicFramePr>
+                      <a:graphic xmlns:a="http://schemas.openxmlformats.org/drawingml/2006/main">
+                        <a:graphicData uri="http://schemas.microsoft.com/office/word/2010/wordprocessingShape">
+                          <wps:wsp>
+                            <wps:cNvSpPr txBox="1">
+                              <a:spLocks noChangeArrowheads="1"/>
+                            </wps:cNvSpPr>
+                            <wps:spPr bwMode="auto">
+                              <a:xfrm>
+                                <a:off x="0" y="0"/>
+                                <a:ext cx="1778000" cy="374650"/>
+                              </a:xfrm>
+                              <a:prstGeom prst="rect">
+                                <a:avLst/>
+                              </a:prstGeom>
+                              <a:noFill/>
+                              <a:ln w="9525">
+                                <a:noFill/>
+                                <a:miter lim="800000"/>
+                                <a:headEnd/>
+                                <a:tailEnd/>
+                              </a:ln>
+                            </wps:spPr>
+                            <wps:txbx>
+                              <w:txbxContent>
+                                <w:p>
+                                  <w:pPr>
+                                    <w:bidi w:val="0"/>
+                                    <w:jc w:val="center"/>
+                                    <w:rPr>
+                                      <w:color w:val="FFFFFF" w:themeColor="background1"/>
+                                      <w:sz w:val="36"/>
+                                      <w:szCs w:val="36"/>
+                                    </w:rPr>
+                                  </w:pPr>
+                                  <w:r>
+                                    <w:rPr>
+                                      <w:color w:val="FFFFFF" w:themeColor="background1"/>
+                                      <w:sz w:val="36"/>
+                                      <w:szCs w:val="36"/>
+                                    </w:rPr>
+                                    <w:t>Mouse</w:t>
+                                  </w:r>
+                                </w:p>
+                              </w:txbxContent>
+                            </wps:txbx>
+                            <wps:bodyPr rot="0" vert="horz" wrap="square" lIns="91440" tIns="45720" rIns="91440" bIns="45720" anchor="t" anchorCtr="0">
+                              <a:noAutofit/>
+                            </wps:bodyPr>
+                          </wps:wsp>
+                        </a:graphicData>
+                      </a:graphic>
+                      <wp14:sizeRelH relativeFrom="margin">
+                        <wp14:pctWidth>0</wp14:pctWidth>
+                      </wp14:sizeRelH>
+                      <wp14:sizeRelV relativeFrom="margin">
+                        <wp14:pctHeight>0</wp14:pctHeight>
+                      </wp14:sizeRelV>
+                    </wp:anchor>
+                  </w:drawing>
+                </mc:Choice>
+                <mc:Fallback>
+                  <w:pict>
+                    <v:shapetype w14:anchorId="1D77DEC9" id="_x0000_t202" coordsize="21600,21600" o:spt="202" path="m,l,21600r21600,l21600,xe">
+                      <v:stroke joinstyle="miter"/>
+                      <v:path gradientshapeok="t" o:connecttype="rect"/>
+                    </v:shapetype>
+                    <v:shape id="Text Box 2" o:spid="_x0000_s1026" type="#_x0000_t202" style="position:absolute;left:0;text-align:left;margin-left:64.5pt;margin-top:101.6pt;width:140pt;height:29.5pt;z-index:251659264;visibility:visible;mso-wrap-style:square;mso-width-percent:0;mso-height-percent:0;mso-wrap-distance-left:9pt;mso-wrap-distance-top:3.6pt;mso-wrap-distance-right:9pt;mso-wrap-distance-bottom:3.6pt;mso-position-horizontal:absolute;mso-position-horizontal-relative:text;mso-position-vertical:absolute;mso-position-vertical-relative:text;mso-width-percent:0;mso-height-percent:0;mso-width-relative:margin;mso-height-relative:margin;v-text-anchor:top" o:gfxdata="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" filled="f" stroked="f">
+                      <v:textbox>
+                        <w:txbxContent>
+                          <w:p>
+                            <w:pPr>
+                              <w:bidi w:val="0"/>
+                              <w:jc w:val="center"/>
+                              <w:rPr>
+                                <w:color w:val="FFFFFF" w:themeColor="background1"/>
+                                <w:sz w:val="36"/>
+                                <w:szCs w:val="36"/>
+                              </w:rPr>
+                            </w:pPr>
+                            <w:r>
+                              <w:rPr>
+                                <w:color w:val="FFFFFF" w:themeColor="background1"/>
+                                <w:sz w:val="36"/>
+                                <w:szCs w:val="36"/>
+                              </w:rPr>
+                              <w:t>Mouse</w:t>
+                            </w:r>
+                          </w:p>
+                        </w:txbxContent>
+                      </v:textbox>
+                    </v:shape>
+                  </w:pict>
+                </mc:Fallback>
+              </mc:AlternateContent>
+            </w:r>
+            <w:r>
+              <w:rPr>
+                <w:rFonts w:ascii="Calibri" w:eastAsia="Calibri" w:hAnsi="Calibri" w:cs="Calibri"/>
+                <w:noProof/>
+                <w:sz w:val="32"/>
+                <w:szCs w:val="32"/>
+                <w:lang w:eastAsia="ar-SA"/>
               </w:rPr>
               <w:drawing>
-                <wp:inline distT="0" distB="0" distL="0" distR="0" wp14:anchorId="74BC8347" wp14:editId="7F052BDB">
-                  <wp:extent cx="1238250" cy="1704975"/>
-                  <wp:effectExtent l="0" t="0" r="0" b="9525"/>
-                  <wp:docPr id="9" name="Picture 9" descr="A black background with a black square&#10;&#10;AI-generated content may be incorrect."/>
+                <wp:inline distT="0" distB="0" distL="0" distR="0" wp14:anchorId="476AA49C" wp14:editId="6139CD4F">
+                  <wp:extent cx="1116966" cy="1781546"/>
+                  <wp:effectExtent l="0" t="0" r="6985" b="9525"/>
+                  <wp:docPr id="1049356222" name="Picture 3"/>
                   <wp:cNvGraphicFramePr>
                     <a:graphicFrameLocks xmlns:a="http://schemas.openxmlformats.org/drawingml/2006/main" noChangeAspect="1"/>
                   </wp:cNvGraphicFramePr>
@@ -2578,116 +2767,13 @@
                     <a:graphicData uri="http://schemas.openxmlformats.org/drawingml/2006/picture">
                       <pic:pic xmlns:pic="http://schemas.openxmlformats.org/drawingml/2006/picture">
                         <pic:nvPicPr>
-                          <pic:cNvPr id="9" name="Picture 9" descr="A black background with a black square&#10;&#10;AI-generated content may be incorrect."/>
-                          <pic:cNvPicPr/>
-                        </pic:nvPicPr>
-                        <pic:blipFill>
-                          <a:blip r:embed="rId16" cstate="print">
-                            <a:extLst>
-                              <a:ext uri="{28A0092B-C50C-407E-A947-70E740481C1C}">
-                                <a14:useLocalDpi xmlns:a14="http://schemas.microsoft.com/office/drawing/2010/main" val="0"/>
-                              </a:ext>
-                            </a:extLst>
-                          </a:blip>
-                          <a:stretch>
-                            <a:fillRect/>
-                          </a:stretch>
-                        </pic:blipFill>
-                        <pic:spPr>
-                          <a:xfrm>
-                            <a:off x="0" y="0"/>
-                            <a:ext cx="1238250" cy="1704975"/>
-                          </a:xfrm>
-                          <a:prstGeom prst="rect">
-                            <a:avLst/>
-                          </a:prstGeom>
-                        </pic:spPr>
-                      </pic:pic>
-                    </a:graphicData>
-                  </a:graphic>
-                </wp:inline>
-              </w:drawing>
-            </w:r>
-          </w:p>
-        </w:tc>
-        <w:tc>
-          <w:tcPr>
-            <w:tcW w:w="2424" w:type="dxa"/>
-            <w:vAlign w:val="center"/>
-          </w:tcPr>
-          <w:p>
-            <w:pPr>
-              <w:tabs>
-                <w:tab w:val="left" w:pos="9641"/>
-              </w:tabs>
-              <w:bidi w:val="0"/>
-              <w:jc w:val="center"/>
-              <w:rPr>
-                <w:rFonts w:ascii="Calibri" w:eastAsia="Calibri" w:hAnsi="Calibri" w:cs="Calibri"/>
-                <w:sz w:val="32"/>
-                <w:szCs w:val="32"/>
-                <w:lang w:eastAsia="ar-SA" w:bidi="ar-EG"/>
-              </w:rPr>
-            </w:pPr>
-            <w:r>
-              <w:rPr>
-                <w:rFonts w:cstheme="minorHAnsi"/>
-                <w:b/>
-                <w:bCs/>
-                <w:sz w:val="68"/>
-                <w:szCs w:val="68"/>
-                <w:lang w:bidi="ar-EG"/>
-              </w:rPr>
-              <w:t>Recycle Bin</w:t>
-            </w:r>
-          </w:p>
-        </w:tc>
-        <w:tc>
-          <w:tcPr>
-            <w:tcW w:w="2901" w:type="dxa"/>
-            <w:vAlign w:val="center"/>
-          </w:tcPr>
-          <w:p>
-            <w:pPr>
-              <w:tabs>
-                <w:tab w:val="left" w:pos="9641"/>
-              </w:tabs>
-              <w:bidi w:val="0"/>
-              <w:jc w:val="center"/>
-              <w:rPr>
-                <w:rFonts w:ascii="Calibri" w:eastAsia="Calibri" w:hAnsi="Calibri" w:cs="Calibri"/>
-                <w:sz w:val="32"/>
-                <w:szCs w:val="32"/>
-                <w:lang w:eastAsia="ar-SA" w:bidi="ar-EG"/>
-              </w:rPr>
-            </w:pPr>
-            <w:r>
-              <w:rPr>
-                <w:rFonts w:ascii="Calibri" w:eastAsia="Calibri" w:hAnsi="Calibri" w:cs="Calibri"/>
-                <w:noProof/>
-                <w:sz w:val="32"/>
-                <w:szCs w:val="32"/>
-                <w:lang w:eastAsia="ar-SA"/>
-              </w:rPr>
-              <w:drawing>
-                <wp:inline distT="0" distB="0" distL="0" distR="0" wp14:anchorId="10A303DA" wp14:editId="6F21FE37">
-                  <wp:extent cx="1116966" cy="1781546"/>
-                  <wp:effectExtent l="0" t="0" r="6985" b="9525"/>
-                  <wp:docPr id="1049356222" name="Picture 3" descr="A black computer mouse with a cord&#10;&#10;AI-generated content may be incorrect."/>
-                  <wp:cNvGraphicFramePr>
-                    <a:graphicFrameLocks xmlns:a="http://schemas.openxmlformats.org/drawingml/2006/main" noChangeAspect="1"/>
-                  </wp:cNvGraphicFramePr>
-                  <a:graphic xmlns:a="http://schemas.openxmlformats.org/drawingml/2006/main">
-                    <a:graphicData uri="http://schemas.openxmlformats.org/drawingml/2006/picture">
-                      <pic:pic xmlns:pic="http://schemas.openxmlformats.org/drawingml/2006/picture">
-                        <pic:nvPicPr>
-                          <pic:cNvPr id="1049356222" name="Picture 3" descr="A black computer mouse with a cord&#10;&#10;AI-generated content may be incorrect."/>
+                          <pic:cNvPr id="0" name="Picture 1"/>
                           <pic:cNvPicPr>
                             <a:picLocks noChangeAspect="1" noChangeArrowheads="1"/>
                           </pic:cNvPicPr>
                         </pic:nvPicPr>
                         <pic:blipFill rotWithShape="1">
-                          <a:blip r:embed="rId17">
+                          <a:blip r:embed="rId15">
                             <a:extLst>
                               <a:ext uri="{28A0092B-C50C-407E-A947-70E740481C1C}">
                                 <a14:useLocalDpi xmlns:a14="http://schemas.microsoft.com/office/drawing/2010/main" val="0"/>
@@ -2727,7 +2813,7 @@
         </w:tc>
         <w:tc>
           <w:tcPr>
-            <w:tcW w:w="2426" w:type="dxa"/>
+            <w:tcW w:w="5137" w:type="dxa"/>
             <w:vAlign w:val="center"/>
           </w:tcPr>
           <w:p>
@@ -2746,25 +2832,169 @@
             </w:pPr>
             <w:r>
               <w:rPr>
-                <w:rFonts w:eastAsia="Calibri" w:cstheme="minorHAnsi"/>
+                <w:rFonts w:cstheme="minorHAnsi"/>
                 <w:b/>
                 <w:bCs/>
                 <w:sz w:val="72"/>
                 <w:szCs w:val="72"/>
-                <w:lang w:eastAsia="ar-SA"/>
-              </w:rPr>
-              <w:t>Mouse</w:t>
+                <w:lang w:bidi="ar-EG"/>
+              </w:rPr>
+              <w:t>(……………)</w:t>
             </w:r>
           </w:p>
         </w:tc>
       </w:tr>
+    </w:tbl>
+    <w:p>
+      <w:pPr>
+        <w:tabs>
+          <w:tab w:val="left" w:pos="9641"/>
+        </w:tabs>
+        <w:bidi w:val="0"/>
+        <w:rPr>
+          <w:rFonts w:ascii="Calibri" w:eastAsia="Calibri" w:hAnsi="Calibri" w:cs="Calibri"/>
+          <w:sz w:val="32"/>
+          <w:szCs w:val="32"/>
+          <w:rtl/>
+          <w:lang w:eastAsia="ar-SA" w:bidi="ar-EG"/>
+        </w:rPr>
+      </w:pPr>
+    </w:p>
+    <w:p>
+      <w:pPr>
+        <w:tabs>
+          <w:tab w:val="left" w:pos="9641"/>
+        </w:tabs>
+        <w:bidi w:val="0"/>
+        <w:rPr>
+          <w:rFonts w:ascii="Calibri" w:eastAsia="Calibri" w:hAnsi="Calibri" w:cs="Calibri"/>
+          <w:b/>
+          <w:bCs/>
+          <w:sz w:val="44"/>
+          <w:szCs w:val="44"/>
+          <w:u w:val="single"/>
+          <w:lang w:eastAsia="ar-SA"/>
+        </w:rPr>
+      </w:pPr>
+      <w:r>
+        <w:rPr>
+          <w:rFonts w:ascii="Calibri" w:eastAsia="Calibri" w:hAnsi="Calibri" w:cs="Calibri"/>
+          <w:b/>
+          <w:bCs/>
+          <w:sz w:val="44"/>
+          <w:szCs w:val="44"/>
+          <w:u w:val="single"/>
+          <w:lang w:eastAsia="ar-SA"/>
+        </w:rPr>
+        <w:t>Q3:</w:t>
+      </w:r>
+      <w:r>
+        <w:rPr>
+          <w:rFonts w:ascii="Calibri" w:eastAsia="Calibri" w:hAnsi="Calibri" w:cs="Calibri"/>
+          <w:b/>
+          <w:bCs/>
+          <w:sz w:val="44"/>
+          <w:szCs w:val="44"/>
+          <w:lang w:eastAsia="ar-SA"/>
+        </w:rPr>
+        <w:t xml:space="preserve"> </w:t>
+      </w:r>
+      <w:r>
+        <w:rPr>
+          <w:rFonts w:ascii="Calibri" w:eastAsia="Calibri" w:hAnsi="Calibri" w:cs="Calibri"/>
+          <w:b/>
+          <w:bCs/>
+          <w:sz w:val="44"/>
+          <w:szCs w:val="44"/>
+          <w:u w:val="single"/>
+          <w:lang w:eastAsia="ar-SA"/>
+        </w:rPr>
+        <w:t>Put (</w:t>
+      </w:r>
+      <w:r>
+        <w:rPr>
+          <w:rFonts w:ascii="Segoe UI Symbol" w:eastAsia="Calibri" w:hAnsi="Segoe UI Symbol" w:cs="Segoe UI Symbol"/>
+          <w:b/>
+          <w:bCs/>
+          <w:sz w:val="44"/>
+          <w:szCs w:val="44"/>
+          <w:u w:val="single"/>
+          <w:lang w:eastAsia="ar-SA"/>
+        </w:rPr>
+        <w:t>✔</w:t>
+      </w:r>
+      <w:r>
+        <w:rPr>
+          <w:rFonts w:ascii="Calibri" w:eastAsia="Calibri" w:hAnsi="Calibri" w:cs="Calibri"/>
+          <w:b/>
+          <w:bCs/>
+          <w:sz w:val="44"/>
+          <w:szCs w:val="44"/>
+          <w:u w:val="single"/>
+          <w:lang w:eastAsia="ar-SA"/>
+        </w:rPr>
+        <w:t>) or (</w:t>
+      </w:r>
+      <w:r>
+        <w:rPr>
+          <w:rFonts w:ascii="Segoe UI Symbol" w:eastAsia="Calibri" w:hAnsi="Segoe UI Symbol" w:cs="Segoe UI Symbol"/>
+          <w:b/>
+          <w:bCs/>
+          <w:sz w:val="44"/>
+          <w:szCs w:val="44"/>
+          <w:u w:val="single"/>
+          <w:lang w:eastAsia="ar-SA"/>
+        </w:rPr>
+        <w:t>✘</w:t>
+      </w:r>
+      <w:r>
+        <w:rPr>
+          <w:rFonts w:ascii="Calibri" w:eastAsia="Calibri" w:hAnsi="Calibri" w:cs="Calibri"/>
+          <w:b/>
+          <w:bCs/>
+          <w:sz w:val="44"/>
+          <w:szCs w:val="44"/>
+          <w:u w:val="single"/>
+          <w:lang w:eastAsia="ar-SA"/>
+        </w:rPr>
+        <w:t>)</w:t>
+      </w:r>
+      <w:r>
+        <w:rPr>
+          <w:rFonts w:ascii="Calibri" w:eastAsia="Calibri" w:hAnsi="Calibri" w:cs="Calibri"/>
+          <w:b/>
+          <w:bCs/>
+          <w:sz w:val="44"/>
+          <w:szCs w:val="44"/>
+          <w:u w:val="single"/>
+          <w:lang w:eastAsia="ar-SA"/>
+        </w:rPr>
+        <w:t>:</w:t>
+      </w:r>
+    </w:p>
+    <w:tbl>
+      <w:tblPr>
+        <w:tblStyle w:val="TableGrid"/>
+        <w:tblW w:w="0" w:type="auto"/>
+        <w:tblBorders>
+          <w:top w:val="none" w:sz="0" w:space="0" w:color="auto"/>
+          <w:left w:val="none" w:sz="0" w:space="0" w:color="auto"/>
+          <w:bottom w:val="none" w:sz="0" w:space="0" w:color="auto"/>
+          <w:right w:val="none" w:sz="0" w:space="0" w:color="auto"/>
+          <w:insideH w:val="none" w:sz="0" w:space="0" w:color="auto"/>
+          <w:insideV w:val="none" w:sz="0" w:space="0" w:color="auto"/>
+        </w:tblBorders>
+        <w:tblLook w:val="04A0" w:firstRow="1" w:lastRow="0" w:firstColumn="1" w:lastColumn="0" w:noHBand="0" w:noVBand="1"/>
+      </w:tblPr>
+      <w:tblGrid>
+        <w:gridCol w:w="3547"/>
+        <w:gridCol w:w="3546"/>
+        <w:gridCol w:w="3589"/>
+      </w:tblGrid>
       <w:tr>
-        <w:trPr>
-          <w:trHeight w:val="791"/>
-        </w:trPr>
         <w:tc>
           <w:tcPr>
-            <w:tcW w:w="2931" w:type="dxa"/>
+            <w:tcW w:w="3547" w:type="dxa"/>
             <w:vAlign w:val="center"/>
           </w:tcPr>
           <w:p>
@@ -2773,7 +3003,6 @@
                 <w:tab w:val="left" w:pos="9641"/>
               </w:tabs>
               <w:bidi w:val="0"/>
-              <w:jc w:val="center"/>
               <w:rPr>
                 <w:rFonts w:ascii="Calibri" w:eastAsia="Calibri" w:hAnsi="Calibri" w:cs="Calibri"/>
                 <w:sz w:val="32"/>
@@ -2783,18 +3012,13 @@
             </w:pPr>
             <w:r>
               <w:rPr>
-                <w:rFonts w:hint="cs"/>
-                <w:bCs/>
                 <w:noProof/>
-                <w:sz w:val="36"/>
-                <w:szCs w:val="36"/>
-                <w:lang w:bidi="ar-EG"/>
               </w:rPr>
               <w:drawing>
-                <wp:inline distT="0" distB="0" distL="0" distR="0" wp14:anchorId="43D8F3E4" wp14:editId="70544C52">
-                  <wp:extent cx="1714500" cy="1714500"/>
-                  <wp:effectExtent l="0" t="0" r="0" b="0"/>
-                  <wp:docPr id="365937322" name="Picture 7"/>
+                <wp:inline distT="0" distB="0" distL="0" distR="0" wp14:anchorId="3F5DE941" wp14:editId="5321D614">
+                  <wp:extent cx="1465560" cy="1199408"/>
+                  <wp:effectExtent l="0" t="0" r="1905" b="1270"/>
+                  <wp:docPr id="1859194907" name="Picture 4"/>
                   <wp:cNvGraphicFramePr>
                     <a:graphicFrameLocks xmlns:a="http://schemas.openxmlformats.org/drawingml/2006/main" noChangeAspect="1"/>
                   </wp:cNvGraphicFramePr>
@@ -2802,13 +3026,13 @@
                     <a:graphicData uri="http://schemas.openxmlformats.org/drawingml/2006/picture">
                       <pic:pic xmlns:pic="http://schemas.openxmlformats.org/drawingml/2006/picture">
                         <pic:nvPicPr>
-                          <pic:cNvPr id="0" name="Picture 4"/>
+                          <pic:cNvPr id="0" name="Picture 3"/>
                           <pic:cNvPicPr>
                             <a:picLocks noChangeAspect="1" noChangeArrowheads="1"/>
                           </pic:cNvPicPr>
                         </pic:nvPicPr>
                         <pic:blipFill>
-                          <a:blip r:embed="rId18" cstate="print">
+                          <a:blip r:embed="rId16" cstate="print">
                             <a:extLst>
                               <a:ext uri="{28A0092B-C50C-407E-A947-70E740481C1C}">
                                 <a14:useLocalDpi xmlns:a14="http://schemas.microsoft.com/office/drawing/2010/main" val="0"/>
@@ -2823,7 +3047,7 @@
                         <pic:spPr bwMode="auto">
                           <a:xfrm>
                             <a:off x="0" y="0"/>
-                            <a:ext cx="1714500" cy="1714500"/>
+                            <a:ext cx="1506134" cy="1232614"/>
                           </a:xfrm>
                           <a:prstGeom prst="rect">
                             <a:avLst/>
@@ -2843,7 +3067,7 @@
         </w:tc>
         <w:tc>
           <w:tcPr>
-            <w:tcW w:w="2424" w:type="dxa"/>
+            <w:tcW w:w="3546" w:type="dxa"/>
             <w:vAlign w:val="center"/>
           </w:tcPr>
           <w:p>
@@ -2852,7 +3076,6 @@
                 <w:tab w:val="left" w:pos="9641"/>
               </w:tabs>
               <w:bidi w:val="0"/>
-              <w:jc w:val="center"/>
               <w:rPr>
                 <w:rFonts w:ascii="Calibri" w:eastAsia="Calibri" w:hAnsi="Calibri" w:cs="Calibri"/>
                 <w:sz w:val="32"/>
@@ -2862,20 +3085,20 @@
             </w:pPr>
             <w:r>
               <w:rPr>
-                <w:rFonts w:eastAsia="Calibri" w:cstheme="minorHAnsi"/>
-                <w:b/>
-                <w:bCs/>
-                <w:sz w:val="72"/>
-                <w:szCs w:val="72"/>
-                <w:lang w:eastAsia="ar-SA"/>
-              </w:rPr>
-              <w:t>Music</w:t>
+                <w:rFonts w:cstheme="minorHAnsi"/>
+                <w:b/>
+                <w:bCs/>
+                <w:sz w:val="56"/>
+                <w:szCs w:val="56"/>
+                <w:lang w:bidi="ar-EG"/>
+              </w:rPr>
+              <w:t>Enter</w:t>
             </w:r>
           </w:p>
         </w:tc>
         <w:tc>
           <w:tcPr>
-            <w:tcW w:w="2901" w:type="dxa"/>
+            <w:tcW w:w="3589" w:type="dxa"/>
             <w:vAlign w:val="center"/>
           </w:tcPr>
           <w:p>
@@ -2884,7 +3107,44 @@
                 <w:tab w:val="left" w:pos="9641"/>
               </w:tabs>
               <w:bidi w:val="0"/>
-              <w:jc w:val="center"/>
+              <w:rPr>
+                <w:rFonts w:ascii="Calibri" w:eastAsia="Calibri" w:hAnsi="Calibri" w:cs="Calibri"/>
+                <w:b/>
+                <w:bCs/>
+                <w:sz w:val="32"/>
+                <w:szCs w:val="32"/>
+                <w:lang w:eastAsia="ar-SA" w:bidi="ar-EG"/>
+              </w:rPr>
+            </w:pPr>
+            <w:r>
+              <w:rPr>
+                <w:rFonts w:ascii="Calibri" w:eastAsia="Calibri" w:hAnsi="Calibri" w:cs="Calibri"/>
+                <w:b/>
+                <w:bCs/>
+                <w:sz w:val="48"/>
+                <w:szCs w:val="48"/>
+                <w:lang w:eastAsia="ar-SA" w:bidi="ar-EG"/>
+              </w:rPr>
+              <w:t>(………………………)</w:t>
+            </w:r>
+          </w:p>
+        </w:tc>
+      </w:tr>
+      <w:tr>
+        <w:trPr>
+          <w:trHeight w:val="2211"/>
+        </w:trPr>
+        <w:tc>
+          <w:tcPr>
+            <w:tcW w:w="3547" w:type="dxa"/>
+            <w:vAlign w:val="center"/>
+          </w:tcPr>
+          <w:p>
+            <w:pPr>
+              <w:tabs>
+                <w:tab w:val="left" w:pos="9641"/>
+              </w:tabs>
+              <w:bidi w:val="0"/>
               <w:rPr>
                 <w:rFonts w:ascii="Calibri" w:eastAsia="Calibri" w:hAnsi="Calibri" w:cs="Calibri"/>
                 <w:sz w:val="32"/>
@@ -2894,13 +3154,18 @@
             </w:pPr>
             <w:r>
               <w:rPr>
+                <w:rFonts w:ascii="Lucida Bright" w:hAnsi="Lucida Bright"/>
+                <w:b/>
+                <w:bCs/>
                 <w:noProof/>
+                <w:sz w:val="36"/>
+                <w:szCs w:val="36"/>
               </w:rPr>
               <w:drawing>
-                <wp:inline distT="0" distB="0" distL="0" distR="0" wp14:anchorId="1D6A334E" wp14:editId="3A3F6FC7">
-                  <wp:extent cx="1704975" cy="1339739"/>
-                  <wp:effectExtent l="0" t="0" r="0" b="0"/>
-                  <wp:docPr id="1859194907" name="Picture 4"/>
+                <wp:inline distT="0" distB="0" distL="0" distR="0" wp14:anchorId="0FD90205" wp14:editId="132F3730">
+                  <wp:extent cx="1097732" cy="1091070"/>
+                  <wp:effectExtent l="0" t="0" r="7620" b="0"/>
+                  <wp:docPr id="1598321690" name="Picture 6"/>
                   <wp:cNvGraphicFramePr>
                     <a:graphicFrameLocks xmlns:a="http://schemas.openxmlformats.org/drawingml/2006/main" noChangeAspect="1"/>
                   </wp:cNvGraphicFramePr>
@@ -2913,15 +3178,15 @@
                             <a:picLocks noChangeAspect="1" noChangeArrowheads="1"/>
                           </pic:cNvPicPr>
                         </pic:nvPicPr>
-                        <pic:blipFill>
-                          <a:blip r:embed="rId19" cstate="print">
+                        <pic:blipFill rotWithShape="1">
+                          <a:blip r:embed="rId17">
                             <a:extLst>
                               <a:ext uri="{28A0092B-C50C-407E-A947-70E740481C1C}">
                                 <a14:useLocalDpi xmlns:a14="http://schemas.microsoft.com/office/drawing/2010/main" val="0"/>
                               </a:ext>
                             </a:extLst>
                           </a:blip>
-                          <a:srcRect/>
+                          <a:srcRect l="8888" t="10664" r="10420" b="9134"/>
                           <a:stretch>
                             <a:fillRect/>
                           </a:stretch>
@@ -2929,123 +3194,7 @@
                         <pic:spPr bwMode="auto">
                           <a:xfrm>
                             <a:off x="0" y="0"/>
-                            <a:ext cx="1725328" cy="1355732"/>
-                          </a:xfrm>
-                          <a:prstGeom prst="rect">
-                            <a:avLst/>
-                          </a:prstGeom>
-                          <a:noFill/>
-                          <a:ln>
-                            <a:noFill/>
-                          </a:ln>
-                        </pic:spPr>
-                      </pic:pic>
-                    </a:graphicData>
-                  </a:graphic>
-                </wp:inline>
-              </w:drawing>
-            </w:r>
-          </w:p>
-        </w:tc>
-        <w:tc>
-          <w:tcPr>
-            <w:tcW w:w="2426" w:type="dxa"/>
-            <w:vAlign w:val="center"/>
-          </w:tcPr>
-          <w:p>
-            <w:pPr>
-              <w:tabs>
-                <w:tab w:val="left" w:pos="9641"/>
-              </w:tabs>
-              <w:bidi w:val="0"/>
-              <w:jc w:val="center"/>
-              <w:rPr>
-                <w:rFonts w:ascii="Calibri" w:eastAsia="Calibri" w:hAnsi="Calibri" w:cs="Calibri"/>
-                <w:sz w:val="32"/>
-                <w:szCs w:val="32"/>
-                <w:lang w:eastAsia="ar-SA" w:bidi="ar-EG"/>
-              </w:rPr>
-            </w:pPr>
-            <w:r>
-              <w:rPr>
-                <w:rFonts w:eastAsia="Calibri" w:cstheme="minorHAnsi"/>
-                <w:b/>
-                <w:bCs/>
-                <w:sz w:val="72"/>
-                <w:szCs w:val="72"/>
-                <w:lang w:eastAsia="ar-SA"/>
-              </w:rPr>
-              <w:t>Flash Drive</w:t>
-            </w:r>
-          </w:p>
-        </w:tc>
-      </w:tr>
-      <w:tr>
-        <w:trPr>
-          <w:trHeight w:val="791"/>
-        </w:trPr>
-        <w:tc>
-          <w:tcPr>
-            <w:tcW w:w="2931" w:type="dxa"/>
-            <w:vAlign w:val="center"/>
-          </w:tcPr>
-          <w:p>
-            <w:pPr>
-              <w:tabs>
-                <w:tab w:val="left" w:pos="9641"/>
-              </w:tabs>
-              <w:bidi w:val="0"/>
-              <w:jc w:val="center"/>
-              <w:rPr>
-                <w:bCs/>
-                <w:noProof/>
-                <w:sz w:val="36"/>
-                <w:szCs w:val="36"/>
-                <w:lang w:bidi="ar-EG"/>
-              </w:rPr>
-            </w:pPr>
-            <w:r>
-              <w:rPr>
-                <w:bCs/>
-                <w:noProof/>
-                <w:sz w:val="36"/>
-                <w:szCs w:val="36"/>
-                <w:lang w:bidi="ar-EG"/>
-              </w:rPr>
-              <w:drawing>
-                <wp:inline distT="0" distB="0" distL="0" distR="0" wp14:anchorId="5BB70705" wp14:editId="471A67C0">
-                  <wp:extent cx="843280" cy="832339"/>
-                  <wp:effectExtent l="0" t="0" r="0" b="6350"/>
-                  <wp:docPr id="2033116075" name="Picture 4"/>
-                  <wp:cNvGraphicFramePr>
-                    <a:graphicFrameLocks xmlns:a="http://schemas.openxmlformats.org/drawingml/2006/main" noChangeAspect="1"/>
-                  </wp:cNvGraphicFramePr>
-                  <a:graphic xmlns:a="http://schemas.openxmlformats.org/drawingml/2006/main">
-                    <a:graphicData uri="http://schemas.openxmlformats.org/drawingml/2006/picture">
-                      <pic:pic xmlns:pic="http://schemas.openxmlformats.org/drawingml/2006/picture">
-                        <pic:nvPicPr>
-                          <pic:cNvPr id="0" name="Picture 1"/>
-                          <pic:cNvPicPr>
-                            <a:picLocks noChangeAspect="1" noChangeArrowheads="1"/>
-                          </pic:cNvPicPr>
-                        </pic:nvPicPr>
-                        <pic:blipFill rotWithShape="1">
-                          <a:blip r:embed="rId20">
-                            <a:extLst>
-                              <a:ext uri="{28A0092B-C50C-407E-A947-70E740481C1C}">
-                                <a14:useLocalDpi xmlns:a14="http://schemas.microsoft.com/office/drawing/2010/main" val="0"/>
-                              </a:ext>
-                            </a:extLst>
-                          </a:blip>
-                          <a:srcRect l="8055" t="10346" r="9133" b="7915"/>
-                          <a:stretch>
-                            <a:fillRect/>
-                          </a:stretch>
-                        </pic:blipFill>
-                        <pic:spPr bwMode="auto">
-                          <a:xfrm>
-                            <a:off x="0" y="0"/>
-                            <a:ext cx="853324" cy="842253"/>
+                            <a:ext cx="1105217" cy="1098510"/>
                           </a:xfrm>
                           <a:prstGeom prst="rect">
                             <a:avLst/>
@@ -3070,7 +3219,7 @@
         </w:tc>
         <w:tc>
           <w:tcPr>
-            <w:tcW w:w="2424" w:type="dxa"/>
+            <w:tcW w:w="3546" w:type="dxa"/>
             <w:vAlign w:val="center"/>
           </w:tcPr>
           <w:p>
@@ -3079,24 +3228,21 @@
                 <w:tab w:val="left" w:pos="9641"/>
               </w:tabs>
               <w:bidi w:val="0"/>
-              <w:jc w:val="center"/>
-              <w:rPr>
-                <w:rFonts w:eastAsia="Calibri" w:cstheme="minorHAnsi"/>
-                <w:b/>
-                <w:bCs/>
-                <w:sz w:val="72"/>
-                <w:szCs w:val="72"/>
-                <w:lang w:eastAsia="ar-SA"/>
-              </w:rPr>
-            </w:pPr>
-            <w:r>
-              <w:rPr>
-                <w:rFonts w:eastAsia="Calibri" w:cstheme="minorHAnsi"/>
-                <w:b/>
-                <w:bCs/>
-                <w:sz w:val="72"/>
-                <w:szCs w:val="72"/>
-                <w:lang w:eastAsia="ar-SA"/>
+              <w:rPr>
+                <w:rFonts w:ascii="Calibri" w:eastAsia="Calibri" w:hAnsi="Calibri" w:cs="Calibri"/>
+                <w:sz w:val="32"/>
+                <w:szCs w:val="32"/>
+                <w:lang w:eastAsia="ar-SA" w:bidi="ar-EG"/>
+              </w:rPr>
+            </w:pPr>
+            <w:r>
+              <w:rPr>
+                <w:rFonts w:cstheme="minorHAnsi"/>
+                <w:b/>
+                <w:bCs/>
+                <w:sz w:val="56"/>
+                <w:szCs w:val="56"/>
+                <w:lang w:bidi="ar-EG"/>
               </w:rPr>
               <w:t>Alt</w:t>
             </w:r>
@@ -3104,7 +3250,7 @@
         </w:tc>
         <w:tc>
           <w:tcPr>
-            <w:tcW w:w="2901" w:type="dxa"/>
+            <w:tcW w:w="3589" w:type="dxa"/>
             <w:vAlign w:val="center"/>
           </w:tcPr>
           <w:p>
@@ -3113,20 +3259,58 @@
                 <w:tab w:val="left" w:pos="9641"/>
               </w:tabs>
               <w:bidi w:val="0"/>
-              <w:jc w:val="center"/>
+              <w:rPr>
+                <w:rFonts w:ascii="Calibri" w:eastAsia="Calibri" w:hAnsi="Calibri" w:cs="Calibri"/>
+                <w:sz w:val="32"/>
+                <w:szCs w:val="32"/>
+                <w:lang w:eastAsia="ar-SA" w:bidi="ar-EG"/>
+              </w:rPr>
+            </w:pPr>
+            <w:r>
+              <w:rPr>
+                <w:rFonts w:ascii="Calibri" w:eastAsia="Calibri" w:hAnsi="Calibri" w:cs="Calibri"/>
+                <w:b/>
+                <w:bCs/>
+                <w:sz w:val="48"/>
+                <w:szCs w:val="48"/>
+                <w:lang w:eastAsia="ar-SA" w:bidi="ar-EG"/>
+              </w:rPr>
+              <w:t>(………………………)</w:t>
+            </w:r>
+          </w:p>
+        </w:tc>
+      </w:tr>
+      <w:tr>
+        <w:trPr>
+          <w:trHeight w:val="2238"/>
+        </w:trPr>
+        <w:tc>
+          <w:tcPr>
+            <w:tcW w:w="3547" w:type="dxa"/>
+            <w:vAlign w:val="center"/>
+          </w:tcPr>
+          <w:p>
+            <w:pPr>
+              <w:tabs>
+                <w:tab w:val="left" w:pos="9641"/>
+              </w:tabs>
+              <w:bidi w:val="0"/>
+              <w:rPr>
+                <w:rFonts w:ascii="Calibri" w:eastAsia="Calibri" w:hAnsi="Calibri" w:cs="Calibri"/>
+                <w:sz w:val="32"/>
+                <w:szCs w:val="32"/>
+                <w:lang w:eastAsia="ar-SA" w:bidi="ar-EG"/>
+              </w:rPr>
+            </w:pPr>
+            <w:r>
               <w:rPr>
                 <w:noProof/>
               </w:rPr>
-            </w:pPr>
-            <w:r>
-              <w:rPr>
-                <w:noProof/>
-              </w:rPr>
               <w:drawing>
-                <wp:inline distT="0" distB="0" distL="0" distR="0" wp14:anchorId="3EDB71B8" wp14:editId="0AB9E6CD">
-                  <wp:extent cx="873369" cy="861506"/>
-                  <wp:effectExtent l="0" t="0" r="3175" b="0"/>
-                  <wp:docPr id="615302113" name="Picture 5"/>
+                <wp:inline distT="0" distB="0" distL="0" distR="0" wp14:anchorId="3163DC58" wp14:editId="56A9C250">
+                  <wp:extent cx="1864426" cy="796925"/>
+                  <wp:effectExtent l="0" t="0" r="2540" b="3175"/>
+                  <wp:docPr id="938811194" name="Picture 6"/>
                   <wp:cNvGraphicFramePr>
                     <a:graphicFrameLocks xmlns:a="http://schemas.openxmlformats.org/drawingml/2006/main" noChangeAspect="1"/>
                   </wp:cNvGraphicFramePr>
@@ -3134,20 +3318,20 @@
                     <a:graphicData uri="http://schemas.openxmlformats.org/drawingml/2006/picture">
                       <pic:pic xmlns:pic="http://schemas.openxmlformats.org/drawingml/2006/picture">
                         <pic:nvPicPr>
-                          <pic:cNvPr id="0" name="Picture 2"/>
+                          <pic:cNvPr id="0" name="Picture 3"/>
                           <pic:cNvPicPr>
                             <a:picLocks noChangeAspect="1" noChangeArrowheads="1"/>
                           </pic:cNvPicPr>
                         </pic:nvPicPr>
                         <pic:blipFill rotWithShape="1">
-                          <a:blip r:embed="rId21">
+                          <a:blip r:embed="rId18">
                             <a:extLst>
                               <a:ext uri="{28A0092B-C50C-407E-A947-70E740481C1C}">
                                 <a14:useLocalDpi xmlns:a14="http://schemas.microsoft.com/office/drawing/2010/main" val="0"/>
                               </a:ext>
                             </a:extLst>
                           </a:blip>
-                          <a:srcRect l="8746" t="11482" r="10368" b="8731"/>
+                          <a:srcRect b="4863"/>
                           <a:stretch>
                             <a:fillRect/>
                           </a:stretch>
@@ -3155,7 +3339,7 @@
                         <pic:spPr bwMode="auto">
                           <a:xfrm>
                             <a:off x="0" y="0"/>
-                            <a:ext cx="893871" cy="881729"/>
+                            <a:ext cx="1898901" cy="811661"/>
                           </a:xfrm>
                           <a:prstGeom prst="rect">
                             <a:avLst/>
@@ -3180,7 +3364,7 @@
         </w:tc>
         <w:tc>
           <w:tcPr>
-            <w:tcW w:w="2426" w:type="dxa"/>
+            <w:tcW w:w="3546" w:type="dxa"/>
             <w:vAlign w:val="center"/>
           </w:tcPr>
           <w:p>
@@ -3189,37 +3373,29 @@
                 <w:tab w:val="left" w:pos="9641"/>
               </w:tabs>
               <w:bidi w:val="0"/>
-              <w:jc w:val="center"/>
-              <w:rPr>
-                <w:rFonts w:eastAsia="Calibri" w:cstheme="minorHAnsi"/>
-                <w:b/>
-                <w:bCs/>
-                <w:sz w:val="72"/>
-                <w:szCs w:val="72"/>
-                <w:lang w:eastAsia="ar-SA"/>
-              </w:rPr>
-            </w:pPr>
-            <w:r>
-              <w:rPr>
-                <w:rFonts w:eastAsia="Calibri" w:cstheme="minorHAnsi"/>
-                <w:b/>
-                <w:bCs/>
-                <w:sz w:val="72"/>
-                <w:szCs w:val="72"/>
-                <w:lang w:eastAsia="ar-SA"/>
-              </w:rPr>
-              <w:t>Ctrl</w:t>
+              <w:rPr>
+                <w:rFonts w:ascii="Calibri" w:eastAsia="Calibri" w:hAnsi="Calibri" w:cs="Calibri"/>
+                <w:sz w:val="32"/>
+                <w:szCs w:val="32"/>
+                <w:lang w:eastAsia="ar-SA" w:bidi="ar-EG"/>
+              </w:rPr>
+            </w:pPr>
+            <w:r>
+              <w:rPr>
+                <w:rFonts w:cstheme="minorHAnsi"/>
+                <w:b/>
+                <w:bCs/>
+                <w:sz w:val="56"/>
+                <w:szCs w:val="56"/>
+                <w:lang w:bidi="ar-EG"/>
+              </w:rPr>
+              <w:t>Shift</w:t>
             </w:r>
           </w:p>
         </w:tc>
-      </w:tr>
-      <w:tr>
-        <w:trPr>
-          <w:trHeight w:val="791"/>
-        </w:trPr>
         <w:tc>
           <w:tcPr>
-            <w:tcW w:w="2931" w:type="dxa"/>
+            <w:tcW w:w="3589" w:type="dxa"/>
             <w:vAlign w:val="center"/>
           </w:tcPr>
           <w:p>
@@ -3228,218 +3404,23 @@
                 <w:tab w:val="left" w:pos="9641"/>
               </w:tabs>
               <w:bidi w:val="0"/>
-              <w:jc w:val="center"/>
-              <w:rPr>
-                <w:rFonts w:hint="cs"/>
-                <w:bCs/>
-                <w:noProof/>
-                <w:sz w:val="36"/>
-                <w:szCs w:val="36"/>
-                <w:lang w:bidi="ar-EG"/>
-              </w:rPr>
-            </w:pPr>
-            <w:r>
-              <w:rPr>
-                <w:noProof/>
-              </w:rPr>
-              <w:drawing>
-                <wp:inline distT="0" distB="0" distL="0" distR="0" wp14:anchorId="1DFDBCD8" wp14:editId="702F9DB1">
-                  <wp:extent cx="1443990" cy="797169"/>
-                  <wp:effectExtent l="0" t="0" r="3810" b="3175"/>
-                  <wp:docPr id="938811194" name="Picture 6"/>
-                  <wp:cNvGraphicFramePr>
-                    <a:graphicFrameLocks xmlns:a="http://schemas.openxmlformats.org/drawingml/2006/main" noChangeAspect="1"/>
-                  </wp:cNvGraphicFramePr>
-                  <a:graphic xmlns:a="http://schemas.openxmlformats.org/drawingml/2006/main">
-                    <a:graphicData uri="http://schemas.openxmlformats.org/drawingml/2006/picture">
-                      <pic:pic xmlns:pic="http://schemas.openxmlformats.org/drawingml/2006/picture">
-                        <pic:nvPicPr>
-                          <pic:cNvPr id="0" name="Picture 3"/>
-                          <pic:cNvPicPr>
-                            <a:picLocks noChangeAspect="1" noChangeArrowheads="1"/>
-                          </pic:cNvPicPr>
-                        </pic:nvPicPr>
-                        <pic:blipFill rotWithShape="1">
-                          <a:blip r:embed="rId22">
-                            <a:extLst>
-                              <a:ext uri="{28A0092B-C50C-407E-A947-70E740481C1C}">
-                                <a14:useLocalDpi xmlns:a14="http://schemas.microsoft.com/office/drawing/2010/main" val="0"/>
-                              </a:ext>
-                            </a:extLst>
-                          </a:blip>
-                          <a:srcRect b="4863"/>
-                          <a:stretch>
-                            <a:fillRect/>
-                          </a:stretch>
-                        </pic:blipFill>
-                        <pic:spPr bwMode="auto">
-                          <a:xfrm>
-                            <a:off x="0" y="0"/>
-                            <a:ext cx="1468851" cy="810894"/>
-                          </a:xfrm>
-                          <a:prstGeom prst="rect">
-                            <a:avLst/>
-                          </a:prstGeom>
-                          <a:noFill/>
-                          <a:ln>
-                            <a:noFill/>
-                          </a:ln>
-                          <a:extLst>
-                            <a:ext uri="{53640926-AAD7-44D8-BBD7-CCE9431645EC}">
-                              <a14:shadowObscured xmlns:a14="http://schemas.microsoft.com/office/drawing/2010/main"/>
-                            </a:ext>
-                          </a:extLst>
-                        </pic:spPr>
-                      </pic:pic>
-                    </a:graphicData>
-                  </a:graphic>
-                </wp:inline>
-              </w:drawing>
-            </w:r>
-          </w:p>
-        </w:tc>
-        <w:tc>
-          <w:tcPr>
-            <w:tcW w:w="2424" w:type="dxa"/>
-            <w:vAlign w:val="center"/>
-          </w:tcPr>
-          <w:p>
-            <w:pPr>
-              <w:tabs>
-                <w:tab w:val="left" w:pos="9641"/>
-              </w:tabs>
-              <w:bidi w:val="0"/>
-              <w:jc w:val="center"/>
-              <w:rPr>
-                <w:rFonts w:eastAsia="Calibri" w:cstheme="minorHAnsi"/>
-                <w:b/>
-                <w:bCs/>
-                <w:sz w:val="72"/>
-                <w:szCs w:val="72"/>
-                <w:lang w:eastAsia="ar-SA"/>
-              </w:rPr>
-            </w:pPr>
-            <w:r>
-              <w:rPr>
-                <w:rFonts w:eastAsia="Calibri" w:cstheme="minorHAnsi"/>
-                <w:b/>
-                <w:bCs/>
-                <w:sz w:val="72"/>
-                <w:szCs w:val="72"/>
-                <w:lang w:eastAsia="ar-SA"/>
-              </w:rPr>
-              <w:t>Shift</w:t>
-            </w:r>
-          </w:p>
-        </w:tc>
-        <w:tc>
-          <w:tcPr>
-            <w:tcW w:w="2901" w:type="dxa"/>
-            <w:vAlign w:val="center"/>
-          </w:tcPr>
-          <w:p>
-            <w:pPr>
-              <w:tabs>
-                <w:tab w:val="left" w:pos="9641"/>
-              </w:tabs>
-              <w:bidi w:val="0"/>
-              <w:jc w:val="center"/>
-              <w:rPr>
-                <w:noProof/>
-              </w:rPr>
-            </w:pPr>
-            <w:r>
-              <w:rPr>
-                <w:rFonts w:eastAsia="Calibri" w:cstheme="minorHAnsi"/>
-                <w:b/>
-                <w:bCs/>
-                <w:noProof/>
-                <w:sz w:val="72"/>
-                <w:szCs w:val="72"/>
-                <w:lang w:eastAsia="ar-SA"/>
-              </w:rPr>
-              <w:drawing>
-                <wp:inline distT="0" distB="0" distL="0" distR="0" wp14:anchorId="1D9DBFE8" wp14:editId="1155C9DB">
-                  <wp:extent cx="1610370" cy="1436914"/>
-                  <wp:effectExtent l="0" t="0" r="8890" b="0"/>
-                  <wp:docPr id="837576174" name="Picture 7"/>
-                  <wp:cNvGraphicFramePr>
-                    <a:graphicFrameLocks xmlns:a="http://schemas.openxmlformats.org/drawingml/2006/main" noChangeAspect="1"/>
-                  </wp:cNvGraphicFramePr>
-                  <a:graphic xmlns:a="http://schemas.openxmlformats.org/drawingml/2006/main">
-                    <a:graphicData uri="http://schemas.openxmlformats.org/drawingml/2006/picture">
-                      <pic:pic xmlns:pic="http://schemas.openxmlformats.org/drawingml/2006/picture">
-                        <pic:nvPicPr>
-                          <pic:cNvPr id="0" name="Picture 4"/>
-                          <pic:cNvPicPr>
-                            <a:picLocks noChangeAspect="1" noChangeArrowheads="1"/>
-                          </pic:cNvPicPr>
-                        </pic:nvPicPr>
-                        <pic:blipFill>
-                          <a:blip r:embed="rId23" cstate="print">
-                            <a:extLst>
-                              <a:ext uri="{28A0092B-C50C-407E-A947-70E740481C1C}">
-                                <a14:useLocalDpi xmlns:a14="http://schemas.microsoft.com/office/drawing/2010/main" val="0"/>
-                              </a:ext>
-                            </a:extLst>
-                          </a:blip>
-                          <a:srcRect/>
-                          <a:stretch>
-                            <a:fillRect/>
-                          </a:stretch>
-                        </pic:blipFill>
-                        <pic:spPr bwMode="auto">
-                          <a:xfrm>
-                            <a:off x="0" y="0"/>
-                            <a:ext cx="1710788" cy="1526516"/>
-                          </a:xfrm>
-                          <a:prstGeom prst="rect">
-                            <a:avLst/>
-                          </a:prstGeom>
-                          <a:noFill/>
-                          <a:ln>
-                            <a:noFill/>
-                          </a:ln>
-                        </pic:spPr>
-                      </pic:pic>
-                    </a:graphicData>
-                  </a:graphic>
-                </wp:inline>
-              </w:drawing>
-            </w:r>
-          </w:p>
-        </w:tc>
-        <w:tc>
-          <w:tcPr>
-            <w:tcW w:w="2426" w:type="dxa"/>
-            <w:vAlign w:val="center"/>
-          </w:tcPr>
-          <w:p>
-            <w:pPr>
-              <w:tabs>
-                <w:tab w:val="left" w:pos="9641"/>
-              </w:tabs>
-              <w:bidi w:val="0"/>
-              <w:jc w:val="center"/>
-              <w:rPr>
-                <w:rFonts w:eastAsia="Calibri" w:cstheme="minorHAnsi"/>
-                <w:b/>
-                <w:bCs/>
-                <w:sz w:val="72"/>
-                <w:szCs w:val="72"/>
-                <w:lang w:eastAsia="ar-SA"/>
-              </w:rPr>
-            </w:pPr>
-            <w:r>
-              <w:rPr>
-                <w:rFonts w:eastAsia="Calibri" w:cstheme="minorHAnsi"/>
-                <w:b/>
-                <w:bCs/>
-                <w:sz w:val="72"/>
-                <w:szCs w:val="72"/>
-                <w:lang w:eastAsia="ar-SA"/>
-              </w:rPr>
-              <w:t>Sign-in</w:t>
+              <w:rPr>
+                <w:rFonts w:ascii="Calibri" w:eastAsia="Calibri" w:hAnsi="Calibri" w:cs="Calibri"/>
+                <w:sz w:val="32"/>
+                <w:szCs w:val="32"/>
+                <w:lang w:eastAsia="ar-SA" w:bidi="ar-EG"/>
+              </w:rPr>
+            </w:pPr>
+            <w:r>
+              <w:rPr>
+                <w:rFonts w:ascii="Calibri" w:eastAsia="Calibri" w:hAnsi="Calibri" w:cs="Calibri"/>
+                <w:b/>
+                <w:bCs/>
+                <w:sz w:val="48"/>
+                <w:szCs w:val="48"/>
+                <w:lang w:eastAsia="ar-SA" w:bidi="ar-EG"/>
+              </w:rPr>
+              <w:t>(………………………)</w:t>
             </w:r>
           </w:p>
         </w:tc>
@@ -3453,28 +3434,8 @@
         <w:bidi w:val="0"/>
         <w:rPr>
           <w:rFonts w:ascii="Calibri" w:eastAsia="Calibri" w:hAnsi="Calibri" w:cs="Calibri"/>
-          <w:b/>
-          <w:bCs/>
           <w:sz w:val="32"/>
           <w:szCs w:val="32"/>
-          <w:u w:val="single"/>
-          <w:lang w:eastAsia="ar-SA" w:bidi="ar-EG"/>
-        </w:rPr>
-      </w:pPr>
-    </w:p>
-    <w:p>
-      <w:pPr>
-        <w:tabs>
-          <w:tab w:val="left" w:pos="9641"/>
-        </w:tabs>
-        <w:bidi w:val="0"/>
-        <w:rPr>
-          <w:rFonts w:ascii="Calibri" w:eastAsia="Calibri" w:hAnsi="Calibri" w:cs="Calibri"/>
-          <w:b/>
-          <w:bCs/>
-          <w:sz w:val="32"/>
-          <w:szCs w:val="32"/>
-          <w:u w:val="single"/>
           <w:lang w:eastAsia="ar-SA" w:bidi="ar-EG"/>
         </w:rPr>
       </w:pPr>
@@ -3488,16 +3449,16 @@
         <mc:AlternateContent>
           <mc:Choice Requires="wps">
             <w:drawing>
-              <wp:anchor distT="45720" distB="45720" distL="114300" distR="114300" simplePos="0" relativeHeight="251658240" behindDoc="0" locked="0" layoutInCell="1" allowOverlap="1" wp14:anchorId="5AF9A15D" wp14:editId="2736F15A">
+              <wp:anchor distT="45720" distB="45720" distL="114300" distR="114300" simplePos="0" relativeHeight="251659264" behindDoc="0" locked="0" layoutInCell="1" allowOverlap="1" wp14:anchorId="48FC5FD6" wp14:editId="1B73667C">
                 <wp:simplePos x="0" y="0"/>
                 <wp:positionH relativeFrom="column">
-                  <wp:posOffset>1992267</wp:posOffset>
+                  <wp:posOffset>1751330</wp:posOffset>
                 </wp:positionH>
                 <wp:positionV relativeFrom="paragraph">
-                  <wp:posOffset>44631</wp:posOffset>
+                  <wp:posOffset>87943</wp:posOffset>
                 </wp:positionV>
-                <wp:extent cx="2809875" cy="1404620"/>
-                <wp:effectExtent l="0" t="0" r="28575" b="24130"/>
+                <wp:extent cx="2846070" cy="636270"/>
+                <wp:effectExtent l="0" t="0" r="11430" b="11430"/>
                 <wp:wrapNone/>
                 <wp:docPr id="217" name="Text Box 2"/>
                 <wp:cNvGraphicFramePr>
@@ -3512,7 +3473,7 @@
                       <wps:spPr bwMode="auto">
                         <a:xfrm>
                           <a:off x="0" y="0"/>
-                          <a:ext cx="2809875" cy="1404620"/>
+                          <a:ext cx="2846070" cy="636270"/>
                         </a:xfrm>
                         <a:prstGeom prst="rect">
                           <a:avLst/>
@@ -3558,7 +3519,7 @@
                         </w:txbxContent>
                       </wps:txbx>
                       <wps:bodyPr rot="0" vert="horz" wrap="square" lIns="91440" tIns="45720" rIns="91440" bIns="45720" anchor="t" anchorCtr="0">
-                        <a:spAutoFit/>
+                        <a:noAutofit/>
                       </wps:bodyPr>
                     </wps:wsp>
                   </a:graphicData>
@@ -3574,12 +3535,8 @@
           </mc:Choice>
           <mc:Fallback>
             <w:pict>
-              <v:shapetype w14:anchorId="5AF9A15D" id="_x0000_t202" coordsize="21600,21600" o:spt="202" path="m,l,21600r21600,l21600,xe">
-                <v:stroke joinstyle="miter"/>
-                <v:path gradientshapeok="t" o:connecttype="rect"/>
-              </v:shapetype>
-              <v:shape id="Text Box 2" o:spid="_x0000_s1026" type="#_x0000_t202" style="position:absolute;margin-left:156.85pt;margin-top:3.5pt;width:221.25pt;height:110.6pt;z-index:251658240;visibility:visible;mso-wrap-style:square;mso-width-percent:0;mso-height-percent:0;mso-wrap-distance-left:9pt;mso-wrap-distance-top:3.6pt;mso-wrap-distance-right:9pt;mso-wrap-distance-bottom:3.6pt;mso-position-horizontal:absolute;mso-position-horizontal-relative:text;mso-position-vertical:absolute;mso-position-vertical-relative:text;mso-width-percent:0;mso-height-percent:0;mso-width-relative:margin;mso-height-relative:margin;v-text-anchor:top" o:gfxdata="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">
-                <v:textbox style="mso-fit-shape-to-text:t">
+              <v:shape w14:anchorId="48FC5FD6" id="_x0000_s1027" type="#_x0000_t202" style="position:absolute;margin-left:137.9pt;margin-top:6.9pt;width:224.1pt;height:50.1pt;z-index:251659264;visibility:visible;mso-wrap-style:square;mso-width-percent:0;mso-height-percent:0;mso-wrap-distance-left:9pt;mso-wrap-distance-top:3.6pt;mso-wrap-distance-right:9pt;mso-wrap-distance-bottom:3.6pt;mso-position-horizontal:absolute;mso-position-horizontal-relative:text;mso-position-vertical:absolute;mso-position-vertical-relative:text;mso-width-percent:0;mso-height-percent:0;mso-width-relative:margin;mso-height-relative:margin;v-text-anchor:top" o:gfxdata="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">
+                <v:textbox>
                   <w:txbxContent>
                     <w:p>
                       <w:pPr>
@@ -3614,7 +3571,7 @@
       </w:r>
     </w:p>
     <w:sectPr>
-      <w:footerReference w:type="default" r:id="rId24"/>
+      <w:footerReference w:type="default" r:id="rId19"/>
       <w:pgSz w:w="11906" w:h="16838"/>
       <w:pgMar w:top="-272" w:right="720" w:bottom="720" w:left="720" w:header="709" w:footer="709" w:gutter="0"/>
       <w:pgBorders w:offsetFrom="page">
@@ -3662,7 +3619,7 @@
         <w:noProof/>
       </w:rPr>
       <w:drawing>
-        <wp:anchor distT="0" distB="0" distL="114300" distR="114300" simplePos="0" relativeHeight="251660288" behindDoc="0" locked="0" layoutInCell="1" allowOverlap="1" wp14:anchorId="18B0B1EF" wp14:editId="4DA6ECE0">
+        <wp:anchor distT="0" distB="0" distL="114300" distR="114300" simplePos="0" relativeHeight="251660288" behindDoc="0" locked="0" layoutInCell="1" allowOverlap="1" wp14:anchorId="5B19C467" wp14:editId="06908128">
           <wp:simplePos x="0" y="0"/>
           <wp:positionH relativeFrom="column">
             <wp:posOffset>4789170</wp:posOffset>
@@ -3720,7 +3677,7 @@
         <w:noProof/>
       </w:rPr>
       <w:drawing>
-        <wp:anchor distT="0" distB="0" distL="114300" distR="114300" simplePos="0" relativeHeight="251658240" behindDoc="0" locked="0" layoutInCell="1" allowOverlap="1" wp14:anchorId="17DA190E" wp14:editId="24FFF319">
+        <wp:anchor distT="0" distB="0" distL="114300" distR="114300" simplePos="0" relativeHeight="251658240" behindDoc="0" locked="0" layoutInCell="1" allowOverlap="1" wp14:anchorId="70B797EC" wp14:editId="4E4C2202">
           <wp:simplePos x="0" y="0"/>
           <wp:positionH relativeFrom="column">
             <wp:posOffset>1884045</wp:posOffset>
@@ -4338,19 +4295,19 @@
       </w:rPr>
     </w:lvl>
   </w:abstractNum>
-  <w:num w:numId="1" w16cid:durableId="1563559632">
+  <w:num w:numId="1" w16cid:durableId="773283719">
     <w:abstractNumId w:val="4"/>
   </w:num>
-  <w:num w:numId="2" w16cid:durableId="1215502906">
+  <w:num w:numId="2" w16cid:durableId="397629256">
     <w:abstractNumId w:val="1"/>
   </w:num>
-  <w:num w:numId="3" w16cid:durableId="1648052334">
+  <w:num w:numId="3" w16cid:durableId="1303268737">
     <w:abstractNumId w:val="2"/>
   </w:num>
-  <w:num w:numId="4" w16cid:durableId="1857647239">
+  <w:num w:numId="4" w16cid:durableId="1212156117">
     <w:abstractNumId w:val="0"/>
   </w:num>
-  <w:num w:numId="5" w16cid:durableId="948510038">
+  <w:num w:numId="5" w16cid:durableId="1236545758">
     <w:abstractNumId w:val="3"/>
   </w:num>
 </w:numbering>
@@ -4652,7 +4609,7 @@
   <w:style w:type="paragraph" w:default="1" w:styleId="Normal">
     <w:name w:val="Normal"/>
     <w:qFormat/>
-    <w:rsid w:val="00281F78"/>
+    <w:rsid w:val="00375B6E"/>
     <w:pPr>
       <w:bidi/>
     </w:pPr>
@@ -4664,6 +4621,7 @@
   <w:style w:type="character" w:default="1" w:styleId="DefaultParagraphFont">
     <w:name w:val="Default Paragraph Font"/>
     <w:uiPriority w:val="1"/>
+    <w:semiHidden/>
     <w:unhideWhenUsed/>
   </w:style>
   <w:style w:type="table" w:default="1" w:styleId="TableNormal">
